--- a/docs/SynthGraph-Performance-Issues-Notebook.docx
+++ b/docs/SynthGraph-Performance-Issues-Notebook.docx
@@ -521,7 +521,7 @@
                 <w:sz w:val="19"/>
                 <w:szCs w:val="19"/>
               </w:rPr>
-              <w:t xml:space="preserve">. After: commit </w:t>
+              <w:t xml:space="preserve">. After: commits </w:t>
             </w:r>
             <w:r>
               <w:rPr>
@@ -539,7 +539,7 @@
                 <w:sz w:val="19"/>
                 <w:szCs w:val="19"/>
               </w:rPr>
-              <w:t xml:space="preserve"> (branch </w:t>
+              <w:t xml:space="preserve"> (tab clicks, rate limiting) and </w:t>
             </w:r>
             <w:r>
               <w:rPr>
@@ -549,15 +549,15 @@
                 <w:szCs w:val="17"/>
                 <w:shd w:val="clear" w:color="auto" w:fill="F3F4F6"/>
               </w:rPr>
-              <w:t>perf/workspace-tab-navigation</w:t>
-            </w:r>
-            <w:r>
-              <w:rPr>
-                <w:color w:val="111827"/>
-                <w:sz w:val="19"/>
-                <w:szCs w:val="19"/>
-              </w:rPr>
-              <w:t>), deployed and re-measured</w:t>
+              <w:t>1b1eb67</w:t>
+            </w:r>
+            <w:r>
+              <w:rPr>
+                <w:color w:val="111827"/>
+                <w:sz w:val="19"/>
+                <w:szCs w:val="19"/>
+              </w:rPr>
+              <w:t xml:space="preserve"> (one workspace request, timing), both deployed and re-measured</w:t>
             </w:r>
           </w:p>
         </w:tc>
@@ -701,7 +701,7 @@
                 <w:sz w:val="19"/>
                 <w:szCs w:val="19"/>
               </w:rPr>
-              <w:t>Implemented (commit 379c83c) and re-measured on production on 30 October 2026. Tab clicks: fixed. Full page load: not faster (PERF-02 and PERF-05 only partly done).</w:t>
+              <w:t>Implemented in two deploys (379c83c, 1b1eb67) and re-measured on production on 30 October 2026. Tab clicks: fixed. Full page load: about 2.3 times faster (server render 2015 to 871 ms). PERF-02 largely done; PERF-05 partly done.</w:t>
             </w:r>
           </w:p>
         </w:tc>
@@ -850,7 +850,7 @@
     <w:sdt>
       <w:sdtPr>
         <w:alias w:val="Contents"/>
-        <w:id w:val="1625345820"/>
+        <w:id w:val="1141227397"/>
         <w:docPartObj>
           <w:docPartGallery w:val="Table of Contents"/>
           <w:docPartUnique/>
@@ -882,7 +882,7 @@
           <w:r>
             <w:fldChar w:fldCharType="separate"/>
           </w:r>
-          <w:hyperlink w:anchor="_Toc244271062" w:history="1">
+          <w:hyperlink w:anchor="_Toc244273500" w:history="1">
             <w:r>
               <w:rPr>
                 <w:rStyle w:val="Hyperlink"/>
@@ -906,7 +906,7 @@
               <w:rPr>
                 <w:noProof/>
               </w:rPr>
-              <w:instrText xml:space="preserve"> PAGEREF _Toc244271062 \h </w:instrText>
+              <w:instrText xml:space="preserve"> PAGEREF _Toc244273500 \h </w:instrText>
             </w:r>
             <w:r>
               <w:rPr>
@@ -948,7 +948,7 @@
               <w14:ligatures w14:val="standardContextual"/>
             </w:rPr>
           </w:pPr>
-          <w:hyperlink w:anchor="_Toc244271063" w:history="1">
+          <w:hyperlink w:anchor="_Toc244273501" w:history="1">
             <w:r>
               <w:rPr>
                 <w:rStyle w:val="Hyperlink"/>
@@ -972,7 +972,7 @@
               <w:rPr>
                 <w:noProof/>
               </w:rPr>
-              <w:instrText xml:space="preserve"> PAGEREF _Toc244271063 \h </w:instrText>
+              <w:instrText xml:space="preserve"> PAGEREF _Toc244273501 \h </w:instrText>
             </w:r>
             <w:r>
               <w:rPr>
@@ -1014,7 +1014,7 @@
               <w14:ligatures w14:val="standardContextual"/>
             </w:rPr>
           </w:pPr>
-          <w:hyperlink w:anchor="_Toc244271064" w:history="1">
+          <w:hyperlink w:anchor="_Toc244273502" w:history="1">
             <w:r>
               <w:rPr>
                 <w:rStyle w:val="Hyperlink"/>
@@ -1038,7 +1038,7 @@
               <w:rPr>
                 <w:noProof/>
               </w:rPr>
-              <w:instrText xml:space="preserve"> PAGEREF _Toc244271064 \h </w:instrText>
+              <w:instrText xml:space="preserve"> PAGEREF _Toc244273502 \h </w:instrText>
             </w:r>
             <w:r>
               <w:rPr>
@@ -1080,7 +1080,7 @@
               <w14:ligatures w14:val="standardContextual"/>
             </w:rPr>
           </w:pPr>
-          <w:hyperlink w:anchor="_Toc244271065" w:history="1">
+          <w:hyperlink w:anchor="_Toc244273503" w:history="1">
             <w:r>
               <w:rPr>
                 <w:rStyle w:val="Hyperlink"/>
@@ -1104,7 +1104,7 @@
               <w:rPr>
                 <w:noProof/>
               </w:rPr>
-              <w:instrText xml:space="preserve"> PAGEREF _Toc244271065 \h </w:instrText>
+              <w:instrText xml:space="preserve"> PAGEREF _Toc244273503 \h </w:instrText>
             </w:r>
             <w:r>
               <w:rPr>
@@ -1146,7 +1146,7 @@
               <w14:ligatures w14:val="standardContextual"/>
             </w:rPr>
           </w:pPr>
-          <w:hyperlink w:anchor="_Toc244271066" w:history="1">
+          <w:hyperlink w:anchor="_Toc244273504" w:history="1">
             <w:r>
               <w:rPr>
                 <w:rStyle w:val="Hyperlink"/>
@@ -1170,7 +1170,7 @@
               <w:rPr>
                 <w:noProof/>
               </w:rPr>
-              <w:instrText xml:space="preserve"> PAGEREF _Toc244271066 \h </w:instrText>
+              <w:instrText xml:space="preserve"> PAGEREF _Toc244273504 \h </w:instrText>
             </w:r>
             <w:r>
               <w:rPr>
@@ -1212,7 +1212,7 @@
               <w14:ligatures w14:val="standardContextual"/>
             </w:rPr>
           </w:pPr>
-          <w:hyperlink w:anchor="_Toc244271067" w:history="1">
+          <w:hyperlink w:anchor="_Toc244273505" w:history="1">
             <w:r>
               <w:rPr>
                 <w:rStyle w:val="Hyperlink"/>
@@ -1236,7 +1236,7 @@
               <w:rPr>
                 <w:noProof/>
               </w:rPr>
-              <w:instrText xml:space="preserve"> PAGEREF _Toc244271067 \h </w:instrText>
+              <w:instrText xml:space="preserve"> PAGEREF _Toc244273505 \h </w:instrText>
             </w:r>
             <w:r>
               <w:rPr>
@@ -1278,7 +1278,7 @@
               <w14:ligatures w14:val="standardContextual"/>
             </w:rPr>
           </w:pPr>
-          <w:hyperlink w:anchor="_Toc244271068" w:history="1">
+          <w:hyperlink w:anchor="_Toc244273506" w:history="1">
             <w:r>
               <w:rPr>
                 <w:rStyle w:val="Hyperlink"/>
@@ -1302,7 +1302,7 @@
               <w:rPr>
                 <w:noProof/>
               </w:rPr>
-              <w:instrText xml:space="preserve"> PAGEREF _Toc244271068 \h </w:instrText>
+              <w:instrText xml:space="preserve"> PAGEREF _Toc244273506 \h </w:instrText>
             </w:r>
             <w:r>
               <w:rPr>
@@ -1344,7 +1344,7 @@
               <w14:ligatures w14:val="standardContextual"/>
             </w:rPr>
           </w:pPr>
-          <w:hyperlink w:anchor="_Toc244271069" w:history="1">
+          <w:hyperlink w:anchor="_Toc244273507" w:history="1">
             <w:r>
               <w:rPr>
                 <w:rStyle w:val="Hyperlink"/>
@@ -1368,7 +1368,7 @@
               <w:rPr>
                 <w:noProof/>
               </w:rPr>
-              <w:instrText xml:space="preserve"> PAGEREF _Toc244271069 \h </w:instrText>
+              <w:instrText xml:space="preserve"> PAGEREF _Toc244273507 \h </w:instrText>
             </w:r>
             <w:r>
               <w:rPr>
@@ -1410,7 +1410,7 @@
               <w14:ligatures w14:val="standardContextual"/>
             </w:rPr>
           </w:pPr>
-          <w:hyperlink w:anchor="_Toc244271070" w:history="1">
+          <w:hyperlink w:anchor="_Toc244273508" w:history="1">
             <w:r>
               <w:rPr>
                 <w:rStyle w:val="Hyperlink"/>
@@ -1434,7 +1434,7 @@
               <w:rPr>
                 <w:noProof/>
               </w:rPr>
-              <w:instrText xml:space="preserve"> PAGEREF _Toc244271070 \h </w:instrText>
+              <w:instrText xml:space="preserve"> PAGEREF _Toc244273508 \h </w:instrText>
             </w:r>
             <w:r>
               <w:rPr>
@@ -1476,7 +1476,7 @@
               <w14:ligatures w14:val="standardContextual"/>
             </w:rPr>
           </w:pPr>
-          <w:hyperlink w:anchor="_Toc244271071" w:history="1">
+          <w:hyperlink w:anchor="_Toc244273509" w:history="1">
             <w:r>
               <w:rPr>
                 <w:rStyle w:val="Hyperlink"/>
@@ -1500,7 +1500,7 @@
               <w:rPr>
                 <w:noProof/>
               </w:rPr>
-              <w:instrText xml:space="preserve"> PAGEREF _Toc244271071 \h </w:instrText>
+              <w:instrText xml:space="preserve"> PAGEREF _Toc244273509 \h </w:instrText>
             </w:r>
             <w:r>
               <w:rPr>
@@ -1542,7 +1542,7 @@
               <w14:ligatures w14:val="standardContextual"/>
             </w:rPr>
           </w:pPr>
-          <w:hyperlink w:anchor="_Toc244271072" w:history="1">
+          <w:hyperlink w:anchor="_Toc244273510" w:history="1">
             <w:r>
               <w:rPr>
                 <w:rStyle w:val="Hyperlink"/>
@@ -1566,7 +1566,7 @@
               <w:rPr>
                 <w:noProof/>
               </w:rPr>
-              <w:instrText xml:space="preserve"> PAGEREF _Toc244271072 \h </w:instrText>
+              <w:instrText xml:space="preserve"> PAGEREF _Toc244273510 \h </w:instrText>
             </w:r>
             <w:r>
               <w:rPr>
@@ -1608,7 +1608,7 @@
               <w14:ligatures w14:val="standardContextual"/>
             </w:rPr>
           </w:pPr>
-          <w:hyperlink w:anchor="_Toc244271073" w:history="1">
+          <w:hyperlink w:anchor="_Toc244273511" w:history="1">
             <w:r>
               <w:rPr>
                 <w:rStyle w:val="Hyperlink"/>
@@ -1632,7 +1632,7 @@
               <w:rPr>
                 <w:noProof/>
               </w:rPr>
-              <w:instrText xml:space="preserve"> PAGEREF _Toc244271073 \h </w:instrText>
+              <w:instrText xml:space="preserve"> PAGEREF _Toc244273511 \h </w:instrText>
             </w:r>
             <w:r>
               <w:rPr>
@@ -1649,7 +1649,7 @@
               <w:rPr>
                 <w:noProof/>
               </w:rPr>
-              <w:t>23</w:t>
+              <w:t>24</w:t>
             </w:r>
             <w:r>
               <w:rPr>
@@ -1674,7 +1674,7 @@
               <w14:ligatures w14:val="standardContextual"/>
             </w:rPr>
           </w:pPr>
-          <w:hyperlink w:anchor="_Toc244271074" w:history="1">
+          <w:hyperlink w:anchor="_Toc244273512" w:history="1">
             <w:r>
               <w:rPr>
                 <w:rStyle w:val="Hyperlink"/>
@@ -1698,7 +1698,7 @@
               <w:rPr>
                 <w:noProof/>
               </w:rPr>
-              <w:instrText xml:space="preserve"> PAGEREF _Toc244271074 \h </w:instrText>
+              <w:instrText xml:space="preserve"> PAGEREF _Toc244273512 \h </w:instrText>
             </w:r>
             <w:r>
               <w:rPr>
@@ -1715,7 +1715,7 @@
               <w:rPr>
                 <w:noProof/>
               </w:rPr>
-              <w:t>24</w:t>
+              <w:t>25</w:t>
             </w:r>
             <w:r>
               <w:rPr>
@@ -1740,7 +1740,7 @@
               <w14:ligatures w14:val="standardContextual"/>
             </w:rPr>
           </w:pPr>
-          <w:hyperlink w:anchor="_Toc244271075" w:history="1">
+          <w:hyperlink w:anchor="_Toc244273513" w:history="1">
             <w:r>
               <w:rPr>
                 <w:rStyle w:val="Hyperlink"/>
@@ -1764,7 +1764,7 @@
               <w:rPr>
                 <w:noProof/>
               </w:rPr>
-              <w:instrText xml:space="preserve"> PAGEREF _Toc244271075 \h </w:instrText>
+              <w:instrText xml:space="preserve"> PAGEREF _Toc244273513 \h </w:instrText>
             </w:r>
             <w:r>
               <w:rPr>
@@ -1781,7 +1781,7 @@
               <w:rPr>
                 <w:noProof/>
               </w:rPr>
-              <w:t>24</w:t>
+              <w:t>25</w:t>
             </w:r>
             <w:r>
               <w:rPr>
@@ -1806,7 +1806,7 @@
               <w14:ligatures w14:val="standardContextual"/>
             </w:rPr>
           </w:pPr>
-          <w:hyperlink w:anchor="_Toc244271076" w:history="1">
+          <w:hyperlink w:anchor="_Toc244273514" w:history="1">
             <w:r>
               <w:rPr>
                 <w:rStyle w:val="Hyperlink"/>
@@ -1830,7 +1830,7 @@
               <w:rPr>
                 <w:noProof/>
               </w:rPr>
-              <w:instrText xml:space="preserve"> PAGEREF _Toc244271076 \h </w:instrText>
+              <w:instrText xml:space="preserve"> PAGEREF _Toc244273514 \h </w:instrText>
             </w:r>
             <w:r>
               <w:rPr>
@@ -1847,7 +1847,7 @@
               <w:rPr>
                 <w:noProof/>
               </w:rPr>
-              <w:t>24</w:t>
+              <w:t>25</w:t>
             </w:r>
             <w:r>
               <w:rPr>
@@ -1872,7 +1872,7 @@
           <w:bottom w:val="single" w:sz="12" w:space="6" w:color="1F2A44"/>
         </w:pBdr>
       </w:pPr>
-      <w:bookmarkStart w:id="0" w:name="_Toc244271062"/>
+      <w:bookmarkStart w:id="0" w:name="_Toc244273500"/>
       <w:r>
         <w:lastRenderedPageBreak/>
         <w:t>1. Executive summary</w:t>
@@ -2149,7 +2149,7 @@
                 <w:sz w:val="20"/>
                 <w:szCs w:val="20"/>
               </w:rPr>
-              <w:t>full page load is not faster</w:t>
+              <w:t>full page load is now faster too</w:t>
             </w:r>
             <w:r>
               <w:rPr>
@@ -2157,7 +2157,25 @@
                 <w:sz w:val="20"/>
                 <w:szCs w:val="20"/>
               </w:rPr>
-              <w:t>: about 2.0 s, as before. Calls fell from 33 to 18 but the three sequential hops did not change, so PERF-02 is only partly done. PERF-05 is also partly done: the payload is 32 percent smaller (403 to 274 KB) but the Python source is still sent twice.</w:t>
+              <w:t xml:space="preserve">, after a second change that loads the whole workspace in one backend request: the server render fell from </w:t>
+            </w:r>
+            <w:r>
+              <w:rPr>
+                <w:b/>
+                <w:bCs/>
+                <w:color w:val="111827"/>
+                <w:sz w:val="20"/>
+                <w:szCs w:val="20"/>
+              </w:rPr>
+              <w:t>2015 ms to a median of 871 ms</w:t>
+            </w:r>
+            <w:r>
+              <w:rPr>
+                <w:color w:val="111827"/>
+                <w:sz w:val="20"/>
+                <w:szCs w:val="20"/>
+              </w:rPr>
+              <w:t>, and Refresh data from 2.1 s to 1.3 s. After the first deploy alone it was still about 2.0 s, which confirmed that the three sequential hops, not the call count, were the cost. A hard page load is about 1.6 s (1.1 to 2.0 s). PERF-05 is only partly done: the payload is 32 percent smaller (403 to 274 KB) but the Python source is still sent twice.</w:t>
             </w:r>
           </w:p>
           <w:p>
@@ -3772,7 +3790,7 @@
         </w:rPr>
         <w:lastRenderedPageBreak/>
         <w:drawing>
-          <wp:inline distT="0" distB="0" distL="0" distR="0" wp14:anchorId="4D8D7FD4" wp14:editId="486DD6C2">
+          <wp:inline distT="0" distB="0" distL="0" distR="0" wp14:anchorId="683DD04E" wp14:editId="266D2052">
             <wp:extent cx="4381500" cy="2990850"/>
             <wp:effectExtent l="0" t="0" r="0" b="0"/>
             <wp:docPr id="1" name="priority.png" descr="Figure 0. Impact versus effort. PERF-01 and PERF-04 are the quick wins; PERF-02 is the larger bet." title="Figure 0. Impact versus effort. PERF-01 and PERF-04 are the quick wins; PERF-02 is the larger bet."/>
@@ -3835,7 +3853,7 @@
           <w:bottom w:val="single" w:sz="12" w:space="6" w:color="1F2A44"/>
         </w:pBdr>
       </w:pPr>
-      <w:bookmarkStart w:id="1" w:name="_Toc244271063"/>
+      <w:bookmarkStart w:id="1" w:name="_Toc244273501"/>
       <w:r>
         <w:lastRenderedPageBreak/>
         <w:t>2. How to read this notebook</w:t>
@@ -5175,7 +5193,7 @@
           <w:bottom w:val="single" w:sz="12" w:space="6" w:color="1F2A44"/>
         </w:pBdr>
       </w:pPr>
-      <w:bookmarkStart w:id="2" w:name="_Toc244271064"/>
+      <w:bookmarkStart w:id="2" w:name="_Toc244273502"/>
       <w:r>
         <w:lastRenderedPageBreak/>
         <w:t>3. Measurement method and baseline</w:t>
@@ -8020,7 +8038,7 @@
           <w:bottom w:val="single" w:sz="12" w:space="6" w:color="1F2A44"/>
         </w:pBdr>
       </w:pPr>
-      <w:bookmarkStart w:id="3" w:name="_Toc244271065"/>
+      <w:bookmarkStart w:id="3" w:name="_Toc244273503"/>
       <w:r>
         <w:lastRenderedPageBreak/>
         <w:t>4. The issues</w:t>
@@ -8049,7 +8067,7 @@
         </w:pBdr>
         <w:spacing w:before="200" w:after="140"/>
       </w:pPr>
-      <w:bookmarkStart w:id="4" w:name="_Toc244271066"/>
+      <w:bookmarkStart w:id="4" w:name="_Toc244273504"/>
       <w:r>
         <w:rPr>
           <w:color w:val="B42318"/>
@@ -8931,7 +8949,7 @@
         </w:rPr>
         <w:lastRenderedPageBreak/>
         <w:drawing>
-          <wp:inline distT="0" distB="0" distL="0" distR="0" wp14:anchorId="38D4BC26" wp14:editId="5442D851">
+          <wp:inline distT="0" distB="0" distL="0" distR="0" wp14:anchorId="437DB76A" wp14:editId="48F23E3D">
             <wp:extent cx="4476750" cy="2419350"/>
             <wp:effectExtent l="0" t="0" r="0" b="0"/>
             <wp:docPr id="2" name="tab_timing.png" descr="Figure 1. Time until the UI changed, per click. Red bars are revisits." title="Figure 1. Time until the UI changed, per click. Red bars are revisits."/>
@@ -8997,7 +9015,7 @@
           <w:noProof/>
         </w:rPr>
         <w:drawing>
-          <wp:inline distT="0" distB="0" distL="0" distR="0" wp14:anchorId="23718574" wp14:editId="55196771">
+          <wp:inline distT="0" distB="0" distL="0" distR="0" wp14:anchorId="104A971C" wp14:editId="1893C4B2">
             <wp:extent cx="4762500" cy="2990850"/>
             <wp:effectExtent l="0" t="0" r="0" b="0"/>
             <wp:docPr id="3" name="flow.png" descr="Figure 2. The navigation path today versus the proposed one." title="Figure 2. The navigation path today versus the proposed one."/>
@@ -10127,7 +10145,7 @@
           <w:sz w:val="19"/>
           <w:szCs w:val="19"/>
         </w:rPr>
-        <w:t xml:space="preserve"> column was filled in on 30 October 2026 by re-running the same method on production after the fix was deployed (commit </w:t>
+        <w:t xml:space="preserve"> column was filled in on 30 October 2026 by re-running the same method on production after each deploy (commits </w:t>
       </w:r>
       <w:r>
         <w:rPr>
@@ -10138,6 +10156,26 @@
           <w:shd w:val="clear" w:color="auto" w:fill="F3F4F6"/>
         </w:rPr>
         <w:t>379c83c</w:t>
+      </w:r>
+      <w:r>
+        <w:rPr>
+          <w:i/>
+          <w:iCs/>
+          <w:color w:val="6B7280"/>
+          <w:sz w:val="19"/>
+          <w:szCs w:val="19"/>
+        </w:rPr>
+        <w:t xml:space="preserve"> and </w:t>
+      </w:r>
+      <w:r>
+        <w:rPr>
+          <w:rFonts w:ascii="Consolas" w:eastAsia="Consolas" w:hAnsi="Consolas" w:cs="Consolas"/>
+          <w:color w:val="6B7280"/>
+          <w:sz w:val="17"/>
+          <w:szCs w:val="17"/>
+          <w:shd w:val="clear" w:color="auto" w:fill="F3F4F6"/>
+        </w:rPr>
+        <w:t>1b1eb67</w:t>
       </w:r>
       <w:r>
         <w:rPr>
@@ -11279,7 +11317,7 @@
         </w:pBdr>
         <w:spacing w:before="0" w:after="140"/>
       </w:pPr>
-      <w:bookmarkStart w:id="5" w:name="_Toc244271067"/>
+      <w:bookmarkStart w:id="5" w:name="_Toc244273505"/>
       <w:r>
         <w:rPr>
           <w:color w:val="B42318"/>
@@ -11978,7 +12016,7 @@
           <w:noProof/>
         </w:rPr>
         <w:drawing>
-          <wp:inline distT="0" distB="0" distL="0" distR="0" wp14:anchorId="4AA22BA6" wp14:editId="4A7151BA">
+          <wp:inline distT="0" distB="0" distL="0" distR="0" wp14:anchorId="77EDAAFD" wp14:editId="73C5B34E">
             <wp:extent cx="5715000" cy="2705100"/>
             <wp:effectExtent l="0" t="0" r="0" b="0"/>
             <wp:docPr id="4" name="stream_timeline.png" descr="Figure 3. One Lineage response, chunk by chunk. The data arrives in a single burst." title="Figure 3. One Lineage response, chunk by chunk. The data arrives in a single burst."/>
@@ -12045,10 +12083,10 @@
         </w:rPr>
         <w:lastRenderedPageBreak/>
         <w:drawing>
-          <wp:inline distT="0" distB="0" distL="0" distR="0" wp14:anchorId="78591EEA" wp14:editId="0E03E8C1">
+          <wp:inline distT="0" distB="0" distL="0" distR="0" wp14:anchorId="027C99DF" wp14:editId="0127AE19">
             <wp:extent cx="5715000" cy="2762250"/>
             <wp:effectExtent l="0" t="0" r="0" b="0"/>
-            <wp:docPr id="5" name="hops.png" descr="Figure 4. The inferred shape of the three hops. Per-call timing is still not captured (see PERF-07)." title="Figure 4. The inferred shape of the three hops. Per-call timing is still not captured (see PERF-07)."/>
+            <wp:docPr id="5" name="hops.png" descr="Figure 4. The inferred shape of the three hops. The timing needed to confirm it exists now (PERF-07) but has not been read from production yet." title="Figure 4. The inferred shape of the three hops. The timing needed to confirm it exists now (PERF-07) but has not been read from production yet."/>
             <wp:cNvGraphicFramePr>
               <a:graphicFrameLocks xmlns:a="http://schemas.openxmlformats.org/drawingml/2006/main" noChangeAspect="1"/>
             </wp:cNvGraphicFramePr>
@@ -12097,7 +12135,7 @@
           <w:sz w:val="18"/>
           <w:szCs w:val="18"/>
         </w:rPr>
-        <w:t>Figure 4. The inferred shape of the three hops. Per-call timing is still not captured (see PERF-07).</w:t>
+        <w:t>Figure 4. The inferred shape of the three hops. The timing needed to confirm it exists now (PERF-07) but has not been read from production yet.</w:t>
       </w:r>
     </w:p>
     <w:p>
@@ -12833,7 +12871,7 @@
           <w:sz w:val="19"/>
           <w:szCs w:val="19"/>
         </w:rPr>
-        <w:t xml:space="preserve"> column is the hypothesis, written before any code. The Actual column was filled in on 30 October 2026 by re-running the same method on production after the fix was deployed (commit </w:t>
+        <w:t xml:space="preserve"> column is the hypothesis, written before any code. The Actual column was filled in on 30 October 2026 by re-running the same method on production after each deploy (commits </w:t>
       </w:r>
       <w:r>
         <w:rPr>
@@ -12844,6 +12882,26 @@
           <w:shd w:val="clear" w:color="auto" w:fill="F3F4F6"/>
         </w:rPr>
         <w:t>379c83c</w:t>
+      </w:r>
+      <w:r>
+        <w:rPr>
+          <w:i/>
+          <w:iCs/>
+          <w:color w:val="6B7280"/>
+          <w:sz w:val="19"/>
+          <w:szCs w:val="19"/>
+        </w:rPr>
+        <w:t xml:space="preserve"> and </w:t>
+      </w:r>
+      <w:r>
+        <w:rPr>
+          <w:rFonts w:ascii="Consolas" w:eastAsia="Consolas" w:hAnsi="Consolas" w:cs="Consolas"/>
+          <w:color w:val="6B7280"/>
+          <w:sz w:val="17"/>
+          <w:szCs w:val="17"/>
+          <w:shd w:val="clear" w:color="auto" w:fill="F3F4F6"/>
+        </w:rPr>
+        <w:t>1b1eb67</w:t>
       </w:r>
       <w:r>
         <w:rPr>
@@ -13155,7 +13213,7 @@
                 <w:sz w:val="19"/>
                 <w:szCs w:val="19"/>
               </w:rPr>
-              <w:t>18 (counted on the local build; not visible from the browser on production). Only the 16 manifest calls were collapsed into one; steps 1 and 2 as written were not done. Partly met.</w:t>
+              <w:t>First deploy: 18. Second deploy: 3 (the session check, one workspace request, and the page-title lookup alongside), counted on a real backend with a local proxy; not visible from the browser on production. Met.</w:t>
             </w:r>
           </w:p>
         </w:tc>
@@ -13294,7 +13352,7 @@
                 <w:sz w:val="19"/>
                 <w:szCs w:val="19"/>
               </w:rPr>
-              <w:t>Still 3. Not met.</w:t>
+              <w:t>2 (the session check, then the workspace request), measured the same way. The target was 1; the session check still runs first. Mostly met.</w:t>
             </w:r>
           </w:p>
         </w:tc>
@@ -13433,7 +13491,7 @@
                 <w:sz w:val="19"/>
                 <w:szCs w:val="19"/>
               </w:rPr>
-              <w:t>About 2.0 s (RSC response 2015 ms, page ready 2439 ms). Not improved, which matches the learning note: hops, not call count, are the cost.</w:t>
+              <w:t>First deploy: about 2.0 s, unchanged. Second deploy: server render 834 to 1073 ms, median 871 ms (5 fetches); hard page load 1117 to 1994 ms, median 1604 ms (3 loads). The expected 0.5 to 0.8 s was not quite reached. Mostly met.</w:t>
             </w:r>
           </w:p>
         </w:tc>
@@ -13572,7 +13630,7 @@
                 <w:sz w:val="19"/>
                 <w:szCs w:val="19"/>
               </w:rPr>
-              <w:t>About 206 (computed: 6 + 4 per run). Not met; this still scales with runs until health and drift are batched.</w:t>
+              <w:t>3 requests whatever the size (computed from the design: one workspace request). The backend still does a few queries per run inside it, so its work grows with size. Met for calls.</w:t>
             </w:r>
           </w:p>
         </w:tc>
@@ -13643,7 +13701,15 @@
                 <w:sz w:val="20"/>
                 <w:szCs w:val="20"/>
               </w:rPr>
-              <w:t>This is the confirmation the note predicted. Cutting the call count from 33 to 18 did not make a full load faster (about 2.0 s today), because the three dependent hops are unchanged. The next change is a batched health and drift route for every run, then a single workspace endpoint, since only fewer hops will move this number. Tab clicks no longer pay this cost, so it is now paid once per visit.</w:t>
+              <w:t>The note predicted this, and production confirmed it in two steps. Cutting the calls from 33 to 18 in the same three hops changed nothing (about 2.0 s). Removing a hop with the single workspace request brought the server render to 871 ms. So the cost is round trips, not call count or payload. Measured on a real backend with a 150 ms simulated round trip, the page load went from about 660 ms (3 hops, 18 calls) to about 380 ms (2 hops, 3 calls). What is left is the session check running ahead of the data requ</w:t>
+            </w:r>
+            <w:r>
+              <w:rPr>
+                <w:color w:val="111827"/>
+                <w:sz w:val="20"/>
+                <w:szCs w:val="20"/>
+              </w:rPr>
+              <w:t>est; running them together would save about another round trip.</w:t>
             </w:r>
           </w:p>
         </w:tc>
@@ -13659,7 +13725,7 @@
         </w:pBdr>
         <w:spacing w:before="0" w:after="140"/>
       </w:pPr>
-      <w:bookmarkStart w:id="6" w:name="_Toc244271068"/>
+      <w:bookmarkStart w:id="6" w:name="_Toc244273506"/>
       <w:r>
         <w:rPr>
           <w:color w:val="B42318"/>
@@ -14287,7 +14353,7 @@
           <w:noProof/>
         </w:rPr>
         <w:drawing>
-          <wp:inline distT="0" distB="0" distL="0" distR="0" wp14:anchorId="4704DD66" wp14:editId="20AE6F1E">
+          <wp:inline distT="0" distB="0" distL="0" distR="0" wp14:anchorId="6A4E9D65" wp14:editId="64F911E3">
             <wp:extent cx="5715000" cy="2609850"/>
             <wp:effectExtent l="0" t="0" r="0" b="0"/>
             <wp:docPr id="6" name="rate_limit.png" descr="Figure 5. Generations missing their manifest, and the response size, over consecutive page loads." title="Figure 5. Generations missing their manifest, and the response size, over consecutive page loads."/>
@@ -15084,7 +15150,7 @@
           <w:sz w:val="19"/>
           <w:szCs w:val="19"/>
         </w:rPr>
-        <w:t xml:space="preserve">The Expected column is the hypothesis, written before any code. The Actual column was filled in on 30 October 2026 by re-running the same method on production after the fix was deployed (commit </w:t>
+        <w:t xml:space="preserve">The Expected column is the hypothesis, written before any code. The Actual column was filled in on 30 October 2026 by re-running the same method on production after each deploy (commits </w:t>
       </w:r>
       <w:r>
         <w:rPr>
@@ -15095,6 +15161,26 @@
           <w:shd w:val="clear" w:color="auto" w:fill="F3F4F6"/>
         </w:rPr>
         <w:t>379c83c</w:t>
+      </w:r>
+      <w:r>
+        <w:rPr>
+          <w:i/>
+          <w:iCs/>
+          <w:color w:val="6B7280"/>
+          <w:sz w:val="19"/>
+          <w:szCs w:val="19"/>
+        </w:rPr>
+        <w:t xml:space="preserve"> and </w:t>
+      </w:r>
+      <w:r>
+        <w:rPr>
+          <w:rFonts w:ascii="Consolas" w:eastAsia="Consolas" w:hAnsi="Consolas" w:cs="Consolas"/>
+          <w:color w:val="6B7280"/>
+          <w:sz w:val="17"/>
+          <w:szCs w:val="17"/>
+          <w:shd w:val="clear" w:color="auto" w:fill="F3F4F6"/>
+        </w:rPr>
+        <w:t>1b1eb67</w:t>
       </w:r>
       <w:r>
         <w:rPr>
@@ -15545,7 +15631,7 @@
                 <w:sz w:val="19"/>
                 <w:szCs w:val="19"/>
               </w:rPr>
-              <w:t>About 6 (computed: 120 per minute per key, 18 calls per load). Not met, because step 2 was not done. It rarely matters now, since tab clicks make no requests, but each Refresh data costs a full load.</w:t>
+              <w:t>About 40 (computed: 120 per minute per key, 3 requests per load; it was about 6 at 18 calls). Met. It rarely matters now, since tab clicks make no requests.</w:t>
             </w:r>
           </w:p>
         </w:tc>
@@ -15700,7 +15786,7 @@
         </w:pBdr>
         <w:spacing w:before="0" w:after="140"/>
       </w:pPr>
-      <w:bookmarkStart w:id="7" w:name="_Toc244271069"/>
+      <w:bookmarkStart w:id="7" w:name="_Toc244273507"/>
       <w:r>
         <w:rPr>
           <w:color w:val="B42318"/>
@@ -16641,7 +16727,7 @@
           <w:sz w:val="19"/>
           <w:szCs w:val="19"/>
         </w:rPr>
-        <w:t xml:space="preserve"> column was filled in on 30 October 2026 by re-running the same method on production after the fix was deployed (commit </w:t>
+        <w:t xml:space="preserve"> column was filled in on 30 October 2026 by re-running the same method on production after each deploy (commits </w:t>
       </w:r>
       <w:r>
         <w:rPr>
@@ -16652,6 +16738,26 @@
           <w:shd w:val="clear" w:color="auto" w:fill="F3F4F6"/>
         </w:rPr>
         <w:t>379c83c</w:t>
+      </w:r>
+      <w:r>
+        <w:rPr>
+          <w:i/>
+          <w:iCs/>
+          <w:color w:val="6B7280"/>
+          <w:sz w:val="19"/>
+          <w:szCs w:val="19"/>
+        </w:rPr>
+        <w:t xml:space="preserve"> and </w:t>
+      </w:r>
+      <w:r>
+        <w:rPr>
+          <w:rFonts w:ascii="Consolas" w:eastAsia="Consolas" w:hAnsi="Consolas" w:cs="Consolas"/>
+          <w:color w:val="6B7280"/>
+          <w:sz w:val="17"/>
+          <w:szCs w:val="17"/>
+          <w:shd w:val="clear" w:color="auto" w:fill="F3F4F6"/>
+        </w:rPr>
+        <w:t>1b1eb67</w:t>
       </w:r>
       <w:r>
         <w:rPr>
@@ -17257,7 +17363,7 @@
         </w:pBdr>
         <w:spacing w:before="0" w:after="140"/>
       </w:pPr>
-      <w:bookmarkStart w:id="8" w:name="_Toc244271070"/>
+      <w:bookmarkStart w:id="8" w:name="_Toc244273508"/>
       <w:r>
         <w:rPr>
           <w:color w:val="B42318"/>
@@ -18431,7 +18537,7 @@
           <w:noProof/>
         </w:rPr>
         <w:drawing>
-          <wp:inline distT="0" distB="0" distL="0" distR="0" wp14:anchorId="5EE99C4D" wp14:editId="431E1DF9">
+          <wp:inline distT="0" distB="0" distL="0" distR="0" wp14:anchorId="42301545" wp14:editId="49ACCFCF">
             <wp:extent cx="3810000" cy="1828800"/>
             <wp:effectExtent l="0" t="0" r="0" b="0"/>
             <wp:docPr id="7" name="payload.png" descr="Figure 6. What the page ships to the browser, with and without manifests." title="Figure 6. What the page ships to the browser, with and without manifests."/>
@@ -18853,7 +18959,7 @@
           <w:sz w:val="19"/>
           <w:szCs w:val="19"/>
         </w:rPr>
-        <w:t xml:space="preserve"> column was filled in on 30 October 2026 by re-running the same method on production after the fix was deployed (commit </w:t>
+        <w:t xml:space="preserve"> column was filled in on 30 October 2026 by re-running the same method on production after each deploy (commits </w:t>
       </w:r>
       <w:r>
         <w:rPr>
@@ -18864,6 +18970,26 @@
           <w:shd w:val="clear" w:color="auto" w:fill="F3F4F6"/>
         </w:rPr>
         <w:t>379c83c</w:t>
+      </w:r>
+      <w:r>
+        <w:rPr>
+          <w:i/>
+          <w:iCs/>
+          <w:color w:val="6B7280"/>
+          <w:sz w:val="19"/>
+          <w:szCs w:val="19"/>
+        </w:rPr>
+        <w:t xml:space="preserve"> and </w:t>
+      </w:r>
+      <w:r>
+        <w:rPr>
+          <w:rFonts w:ascii="Consolas" w:eastAsia="Consolas" w:hAnsi="Consolas" w:cs="Consolas"/>
+          <w:color w:val="6B7280"/>
+          <w:sz w:val="17"/>
+          <w:szCs w:val="17"/>
+          <w:shd w:val="clear" w:color="auto" w:fill="F3F4F6"/>
+        </w:rPr>
+        <w:t>1b1eb67</w:t>
       </w:r>
       <w:r>
         <w:rPr>
@@ -19697,7 +19823,7 @@
         </w:pBdr>
         <w:spacing w:before="0" w:after="140"/>
       </w:pPr>
-      <w:bookmarkStart w:id="9" w:name="_Toc244271071"/>
+      <w:bookmarkStart w:id="9" w:name="_Toc244273509"/>
       <w:r>
         <w:rPr>
           <w:color w:val="B42318"/>
@@ -21270,7 +21396,7 @@
           <w:sz w:val="19"/>
           <w:szCs w:val="19"/>
         </w:rPr>
-        <w:t xml:space="preserve"> column is the hypothesis, written before any code. The Actual column was filled in on 30 October 2026 by re-running the same method on production after the fix was deployed (commit </w:t>
+        <w:t xml:space="preserve"> column is the hypothesis, written before any code. The Actual column was filled in on 30 October 2026 by re-running the same method on production after each deploy (commits </w:t>
       </w:r>
       <w:r>
         <w:rPr>
@@ -21281,6 +21407,26 @@
           <w:shd w:val="clear" w:color="auto" w:fill="F3F4F6"/>
         </w:rPr>
         <w:t>379c83c</w:t>
+      </w:r>
+      <w:r>
+        <w:rPr>
+          <w:i/>
+          <w:iCs/>
+          <w:color w:val="6B7280"/>
+          <w:sz w:val="19"/>
+          <w:szCs w:val="19"/>
+        </w:rPr>
+        <w:t xml:space="preserve"> and </w:t>
+      </w:r>
+      <w:r>
+        <w:rPr>
+          <w:rFonts w:ascii="Consolas" w:eastAsia="Consolas" w:hAnsi="Consolas" w:cs="Consolas"/>
+          <w:color w:val="6B7280"/>
+          <w:sz w:val="17"/>
+          <w:szCs w:val="17"/>
+          <w:shd w:val="clear" w:color="auto" w:fill="F3F4F6"/>
+        </w:rPr>
+        <w:t>1b1eb67</w:t>
       </w:r>
       <w:r>
         <w:rPr>
@@ -21747,7 +21893,7 @@
         </w:pBdr>
         <w:spacing w:before="0" w:after="140"/>
       </w:pPr>
-      <w:bookmarkStart w:id="10" w:name="_Toc244271072"/>
+      <w:bookmarkStart w:id="10" w:name="_Toc244273510"/>
       <w:r>
         <w:rPr>
           <w:color w:val="B42318"/>
@@ -22569,7 +22715,7 @@
           <w:sz w:val="19"/>
           <w:szCs w:val="19"/>
         </w:rPr>
-        <w:t xml:space="preserve">The Expected column is the hypothesis, written before any code. The Actual column was filled in on 30 October 2026 by re-running the same method on production after the fix was deployed (commit </w:t>
+        <w:t xml:space="preserve">The Expected column is the hypothesis, written before any code. The Actual column was filled in on 30 October 2026 by re-running the same method on production after each deploy (commits </w:t>
       </w:r>
       <w:r>
         <w:rPr>
@@ -22580,6 +22726,26 @@
           <w:shd w:val="clear" w:color="auto" w:fill="F3F4F6"/>
         </w:rPr>
         <w:t>379c83c</w:t>
+      </w:r>
+      <w:r>
+        <w:rPr>
+          <w:i/>
+          <w:iCs/>
+          <w:color w:val="6B7280"/>
+          <w:sz w:val="19"/>
+          <w:szCs w:val="19"/>
+        </w:rPr>
+        <w:t xml:space="preserve"> and </w:t>
+      </w:r>
+      <w:r>
+        <w:rPr>
+          <w:rFonts w:ascii="Consolas" w:eastAsia="Consolas" w:hAnsi="Consolas" w:cs="Consolas"/>
+          <w:color w:val="6B7280"/>
+          <w:sz w:val="17"/>
+          <w:szCs w:val="17"/>
+          <w:shd w:val="clear" w:color="auto" w:fill="F3F4F6"/>
+        </w:rPr>
+        <w:t>1b1eb67</w:t>
       </w:r>
       <w:r>
         <w:rPr>
@@ -22606,10 +22772,10 @@
         <w:tblLook w:val="04A0" w:firstRow="1" w:lastRow="0" w:firstColumn="1" w:lastColumn="0" w:noHBand="0" w:noVBand="1"/>
       </w:tblPr>
       <w:tblGrid>
-        <w:gridCol w:w="2300"/>
-        <w:gridCol w:w="1900"/>
-        <w:gridCol w:w="2900"/>
-        <w:gridCol w:w="2800"/>
+        <w:gridCol w:w="2295"/>
+        <w:gridCol w:w="1898"/>
+        <w:gridCol w:w="2895"/>
+        <w:gridCol w:w="2812"/>
       </w:tblGrid>
       <w:tr>
         <w:trPr>
@@ -22891,7 +23057,7 @@
                 <w:sz w:val="19"/>
                 <w:szCs w:val="19"/>
               </w:rPr>
-              <w:t xml:space="preserve">Not done as written. The page now logs one </w:t>
+              <w:t xml:space="preserve">Done, but not yet read on production. The workspace route sends a </w:t>
             </w:r>
             <w:r>
               <w:rPr>
@@ -22901,7 +23067,7 @@
                 <w:szCs w:val="17"/>
                 <w:shd w:val="clear" w:color="auto" w:fill="F3F4F6"/>
               </w:rPr>
-              <w:t>experiment_workspace.loaded</w:t>
+              <w:t>Server-Timing</w:t>
             </w:r>
             <w:r>
               <w:rPr>
@@ -22909,7 +23075,7 @@
                 <w:sz w:val="19"/>
                 <w:szCs w:val="19"/>
               </w:rPr>
-              <w:t xml:space="preserve"> line per load (duration, call counts, manifest failures); there is no per-call </w:t>
+              <w:t xml:space="preserve"> header listing each part (experiment, correlation, runs, health, drift, metrics and evaluations, generations, manifests, total); the page logs it in </w:t>
             </w:r>
             <w:r>
               <w:rPr>
@@ -22919,7 +23085,7 @@
                 <w:szCs w:val="17"/>
                 <w:shd w:val="clear" w:color="auto" w:fill="F3F4F6"/>
               </w:rPr>
-              <w:t>Server-Timing</w:t>
+              <w:t>experiment_workspace.loaded</w:t>
             </w:r>
             <w:r>
               <w:rPr>
@@ -22927,7 +23093,25 @@
                 <w:sz w:val="19"/>
                 <w:szCs w:val="19"/>
               </w:rPr>
-              <w:t xml:space="preserve"> header. Partly met.</w:t>
+              <w:t xml:space="preserve">, and </w:t>
+            </w:r>
+            <w:r>
+              <w:rPr>
+                <w:rFonts w:ascii="Consolas" w:eastAsia="Consolas" w:hAnsi="Consolas" w:cs="Consolas"/>
+                <w:color w:val="166534"/>
+                <w:sz w:val="17"/>
+                <w:szCs w:val="17"/>
+                <w:shd w:val="clear" w:color="auto" w:fill="F3F4F6"/>
+              </w:rPr>
+              <w:t>BACKEND_FETCH_TIMING=1</w:t>
+            </w:r>
+            <w:r>
+              <w:rPr>
+                <w:color w:val="166534"/>
+                <w:sz w:val="19"/>
+                <w:szCs w:val="19"/>
+              </w:rPr>
+              <w:t xml:space="preserve"> logs every backend call. These are in the hosting provider's logs, not visible from the browser. Met in code, untested on production.</w:t>
             </w:r>
           </w:p>
         </w:tc>
@@ -23066,7 +23250,7 @@
                 <w:sz w:val="19"/>
                 <w:szCs w:val="19"/>
               </w:rPr>
-              <w:t>Still inferred. The log line exists but I have not read it from the hosting provider's logs; the unchanged 2.0 s load is consistent with the hop model.</w:t>
+              <w:t>Supported by two production measurements rather than the log: calls fell 33 to 18 with no speed-up, then removing a hop cut the server render from 2.0 s to 0.87 s, which is what the hop model predicts. Locally, the server-side part of the workspace request took 11 to 14 ms, so the time is round trips. The per-part numbers from production are still to be read.</w:t>
             </w:r>
           </w:p>
         </w:tc>
@@ -23082,7 +23266,7 @@
         </w:pBdr>
         <w:spacing w:before="0" w:after="140"/>
       </w:pPr>
-      <w:bookmarkStart w:id="11" w:name="_Toc244271073"/>
+      <w:bookmarkStart w:id="11" w:name="_Toc244273511"/>
       <w:r>
         <w:rPr>
           <w:color w:val="B42318"/>
@@ -23848,7 +24032,7 @@
           <w:sz w:val="19"/>
           <w:szCs w:val="19"/>
         </w:rPr>
-        <w:t xml:space="preserve">The Expected column is the hypothesis, written before any code. The Actual column was filled in on 30 October 2026 by re-running the same method on production after the fix was deployed (commit </w:t>
+        <w:t xml:space="preserve">The Expected column is the hypothesis, written before any code. The Actual column was filled in on 30 October 2026 by re-running the same method on production after each deploy (commits </w:t>
       </w:r>
       <w:r>
         <w:rPr>
@@ -23859,6 +24043,26 @@
           <w:shd w:val="clear" w:color="auto" w:fill="F3F4F6"/>
         </w:rPr>
         <w:t>379c83c</w:t>
+      </w:r>
+      <w:r>
+        <w:rPr>
+          <w:i/>
+          <w:iCs/>
+          <w:color w:val="6B7280"/>
+          <w:sz w:val="19"/>
+          <w:szCs w:val="19"/>
+        </w:rPr>
+        <w:t xml:space="preserve"> and </w:t>
+      </w:r>
+      <w:r>
+        <w:rPr>
+          <w:rFonts w:ascii="Consolas" w:eastAsia="Consolas" w:hAnsi="Consolas" w:cs="Consolas"/>
+          <w:color w:val="6B7280"/>
+          <w:sz w:val="17"/>
+          <w:szCs w:val="17"/>
+          <w:shd w:val="clear" w:color="auto" w:fill="F3F4F6"/>
+        </w:rPr>
+        <w:t>1b1eb67</w:t>
       </w:r>
       <w:r>
         <w:rPr>
@@ -24184,7 +24388,7 @@
           <w:bottom w:val="single" w:sz="12" w:space="6" w:color="1F2A44"/>
         </w:pBdr>
       </w:pPr>
-      <w:bookmarkStart w:id="12" w:name="_Toc244271074"/>
+      <w:bookmarkStart w:id="12" w:name="_Toc244273512"/>
       <w:r>
         <w:lastRenderedPageBreak/>
         <w:t>Suggested order of work</w:t>
@@ -25060,7 +25264,7 @@
         <w:keepNext/>
         <w:spacing w:before="300"/>
       </w:pPr>
-      <w:bookmarkStart w:id="13" w:name="_Toc244271075"/>
+      <w:bookmarkStart w:id="13" w:name="_Toc244273513"/>
       <w:r>
         <w:t>Open questions</w:t>
       </w:r>
@@ -25207,7 +25411,39 @@
         <w:rPr>
           <w:color w:val="111827"/>
         </w:rPr>
-        <w:t>New: should health and drift be batched into one backend route, then the whole workspace into one endpoint? That is the remaining lever for the 2 s page load.</w:t>
+        <w:t xml:space="preserve">Should health and drift be batched, then the whole workspace loaded in one endpoint? Done (commit </w:t>
+      </w:r>
+      <w:r>
+        <w:rPr>
+          <w:rFonts w:ascii="Consolas" w:eastAsia="Consolas" w:hAnsi="Consolas" w:cs="Consolas"/>
+          <w:color w:val="111827"/>
+          <w:sz w:val="19"/>
+          <w:szCs w:val="19"/>
+          <w:shd w:val="clear" w:color="auto" w:fill="F3F4F6"/>
+        </w:rPr>
+        <w:t>1b1eb67</w:t>
+      </w:r>
+      <w:r>
+        <w:rPr>
+          <w:color w:val="111827"/>
+        </w:rPr>
+        <w:t>): the server render fell from 2015 to 871 ms on production.</w:t>
+      </w:r>
+    </w:p>
+    <w:p>
+      <w:pPr>
+        <w:pStyle w:val="ListParagraph"/>
+        <w:numPr>
+          <w:ilvl w:val="0"/>
+          <w:numId w:val="2"/>
+        </w:numPr>
+        <w:spacing w:after="70" w:line="270" w:lineRule="auto"/>
+      </w:pPr>
+      <w:r>
+        <w:rPr>
+          <w:color w:val="111827"/>
+        </w:rPr>
+        <w:t>New: should the session check and the workspace request run together? It would remove the last extra round trip (about 380 ms to about 230 ms on the local setup), but it changes the sign-in flow, so it needs a decision.</w:t>
       </w:r>
     </w:p>
     <w:p>
@@ -25216,7 +25452,7 @@
         <w:keepNext/>
         <w:spacing w:before="300"/>
       </w:pPr>
-      <w:bookmarkStart w:id="14" w:name="_Toc244271076"/>
+      <w:bookmarkStart w:id="14" w:name="_Toc244273514"/>
       <w:r>
         <w:t>Results log</w:t>
       </w:r>
@@ -26109,6 +26345,7 @@
                 <w:sz w:val="19"/>
                 <w:szCs w:val="19"/>
               </w:rPr>
+              <w:lastRenderedPageBreak/>
               <w:t>30 Oct 2026</w:t>
             </w:r>
           </w:p>
@@ -26308,7 +26545,6 @@
                 <w:sz w:val="19"/>
                 <w:szCs w:val="19"/>
               </w:rPr>
-              <w:lastRenderedPageBreak/>
               <w:t>30 Oct 2026</w:t>
             </w:r>
           </w:p>
@@ -26637,6 +26873,802 @@
                 <w:szCs w:val="19"/>
               </w:rPr>
               <w:t>Shows Refreshing, finishes in about 2 s</w:t>
+            </w:r>
+          </w:p>
+        </w:tc>
+        <w:tc>
+          <w:tcPr>
+            <w:tcW w:w="1100" w:type="dxa"/>
+            <w:tcBorders>
+              <w:top w:val="single" w:sz="4" w:space="0" w:color="D1D5DB"/>
+              <w:left w:val="single" w:sz="4" w:space="0" w:color="D1D5DB"/>
+              <w:bottom w:val="single" w:sz="4" w:space="0" w:color="D1D5DB"/>
+              <w:right w:val="single" w:sz="4" w:space="0" w:color="D1D5DB"/>
+            </w:tcBorders>
+            <w:shd w:val="clear" w:color="auto" w:fill="F9FAFB"/>
+            <w:tcMar>
+              <w:top w:w="60" w:type="dxa"/>
+              <w:left w:w="120" w:type="dxa"/>
+              <w:bottom w:w="60" w:type="dxa"/>
+              <w:right w:w="120" w:type="dxa"/>
+            </w:tcMar>
+            <w:vAlign w:val="center"/>
+          </w:tcPr>
+          <w:p>
+            <w:pPr>
+              <w:spacing w:before="40" w:after="40" w:line="252" w:lineRule="auto"/>
+            </w:pPr>
+            <w:r>
+              <w:rPr>
+                <w:b/>
+                <w:bCs/>
+                <w:color w:val="15803D"/>
+                <w:sz w:val="19"/>
+                <w:szCs w:val="19"/>
+              </w:rPr>
+              <w:t>Yes</w:t>
+            </w:r>
+          </w:p>
+        </w:tc>
+      </w:tr>
+      <w:tr>
+        <w:trPr>
+          <w:cantSplit/>
+        </w:trPr>
+        <w:tc>
+          <w:tcPr>
+            <w:tcW w:w="1100" w:type="dxa"/>
+            <w:tcBorders>
+              <w:top w:val="single" w:sz="4" w:space="0" w:color="D1D5DB"/>
+              <w:left w:val="single" w:sz="4" w:space="0" w:color="D1D5DB"/>
+              <w:bottom w:val="single" w:sz="4" w:space="0" w:color="D1D5DB"/>
+              <w:right w:val="single" w:sz="4" w:space="0" w:color="D1D5DB"/>
+            </w:tcBorders>
+            <w:shd w:val="clear" w:color="auto" w:fill="FFFFFF"/>
+            <w:tcMar>
+              <w:top w:w="60" w:type="dxa"/>
+              <w:left w:w="120" w:type="dxa"/>
+              <w:bottom w:w="60" w:type="dxa"/>
+              <w:right w:w="120" w:type="dxa"/>
+            </w:tcMar>
+            <w:vAlign w:val="center"/>
+          </w:tcPr>
+          <w:p>
+            <w:pPr>
+              <w:spacing w:before="40" w:after="40" w:line="252" w:lineRule="auto"/>
+            </w:pPr>
+            <w:r>
+              <w:rPr>
+                <w:color w:val="111827"/>
+                <w:sz w:val="19"/>
+                <w:szCs w:val="19"/>
+              </w:rPr>
+              <w:t>30 Oct 2026</w:t>
+            </w:r>
+          </w:p>
+        </w:tc>
+        <w:tc>
+          <w:tcPr>
+            <w:tcW w:w="1100" w:type="dxa"/>
+            <w:tcBorders>
+              <w:top w:val="single" w:sz="4" w:space="0" w:color="D1D5DB"/>
+              <w:left w:val="single" w:sz="4" w:space="0" w:color="D1D5DB"/>
+              <w:bottom w:val="single" w:sz="4" w:space="0" w:color="D1D5DB"/>
+              <w:right w:val="single" w:sz="4" w:space="0" w:color="D1D5DB"/>
+            </w:tcBorders>
+            <w:shd w:val="clear" w:color="auto" w:fill="FFFFFF"/>
+            <w:tcMar>
+              <w:top w:w="60" w:type="dxa"/>
+              <w:left w:w="120" w:type="dxa"/>
+              <w:bottom w:w="60" w:type="dxa"/>
+              <w:right w:w="120" w:type="dxa"/>
+            </w:tcMar>
+            <w:vAlign w:val="center"/>
+          </w:tcPr>
+          <w:p>
+            <w:pPr>
+              <w:spacing w:before="40" w:after="40" w:line="252" w:lineRule="auto"/>
+            </w:pPr>
+            <w:r>
+              <w:rPr>
+                <w:color w:val="111827"/>
+                <w:sz w:val="19"/>
+                <w:szCs w:val="19"/>
+              </w:rPr>
+              <w:t>PERF-02</w:t>
+            </w:r>
+          </w:p>
+        </w:tc>
+        <w:tc>
+          <w:tcPr>
+            <w:tcW w:w="1000" w:type="dxa"/>
+            <w:tcBorders>
+              <w:top w:val="single" w:sz="4" w:space="0" w:color="D1D5DB"/>
+              <w:left w:val="single" w:sz="4" w:space="0" w:color="D1D5DB"/>
+              <w:bottom w:val="single" w:sz="4" w:space="0" w:color="D1D5DB"/>
+              <w:right w:val="single" w:sz="4" w:space="0" w:color="D1D5DB"/>
+            </w:tcBorders>
+            <w:shd w:val="clear" w:color="auto" w:fill="FFFFFF"/>
+            <w:tcMar>
+              <w:top w:w="60" w:type="dxa"/>
+              <w:left w:w="120" w:type="dxa"/>
+              <w:bottom w:w="60" w:type="dxa"/>
+              <w:right w:w="120" w:type="dxa"/>
+            </w:tcMar>
+            <w:vAlign w:val="center"/>
+          </w:tcPr>
+          <w:p>
+            <w:pPr>
+              <w:spacing w:before="40" w:after="40" w:line="252" w:lineRule="auto"/>
+            </w:pPr>
+            <w:r>
+              <w:rPr>
+                <w:color w:val="111827"/>
+                <w:sz w:val="19"/>
+                <w:szCs w:val="19"/>
+              </w:rPr>
+              <w:t>1b1eb67</w:t>
+            </w:r>
+          </w:p>
+        </w:tc>
+        <w:tc>
+          <w:tcPr>
+            <w:tcW w:w="2700" w:type="dxa"/>
+            <w:tcBorders>
+              <w:top w:val="single" w:sz="4" w:space="0" w:color="D1D5DB"/>
+              <w:left w:val="single" w:sz="4" w:space="0" w:color="D1D5DB"/>
+              <w:bottom w:val="single" w:sz="4" w:space="0" w:color="D1D5DB"/>
+              <w:right w:val="single" w:sz="4" w:space="0" w:color="D1D5DB"/>
+            </w:tcBorders>
+            <w:shd w:val="clear" w:color="auto" w:fill="FFFFFF"/>
+            <w:tcMar>
+              <w:top w:w="60" w:type="dxa"/>
+              <w:left w:w="120" w:type="dxa"/>
+              <w:bottom w:w="60" w:type="dxa"/>
+              <w:right w:w="120" w:type="dxa"/>
+            </w:tcMar>
+            <w:vAlign w:val="center"/>
+          </w:tcPr>
+          <w:p>
+            <w:pPr>
+              <w:spacing w:before="40" w:after="40" w:line="252" w:lineRule="auto"/>
+            </w:pPr>
+            <w:r>
+              <w:rPr>
+                <w:color w:val="111827"/>
+                <w:sz w:val="19"/>
+                <w:szCs w:val="19"/>
+              </w:rPr>
+              <w:t>Server render of the page, 5 fetches</w:t>
+            </w:r>
+          </w:p>
+        </w:tc>
+        <w:tc>
+          <w:tcPr>
+            <w:tcW w:w="2900" w:type="dxa"/>
+            <w:tcBorders>
+              <w:top w:val="single" w:sz="4" w:space="0" w:color="D1D5DB"/>
+              <w:left w:val="single" w:sz="4" w:space="0" w:color="D1D5DB"/>
+              <w:bottom w:val="single" w:sz="4" w:space="0" w:color="D1D5DB"/>
+              <w:right w:val="single" w:sz="4" w:space="0" w:color="D1D5DB"/>
+            </w:tcBorders>
+            <w:shd w:val="clear" w:color="auto" w:fill="FFFFFF"/>
+            <w:tcMar>
+              <w:top w:w="60" w:type="dxa"/>
+              <w:left w:w="120" w:type="dxa"/>
+              <w:bottom w:w="60" w:type="dxa"/>
+              <w:right w:w="120" w:type="dxa"/>
+            </w:tcMar>
+            <w:vAlign w:val="center"/>
+          </w:tcPr>
+          <w:p>
+            <w:pPr>
+              <w:spacing w:before="40" w:after="40" w:line="252" w:lineRule="auto"/>
+            </w:pPr>
+            <w:r>
+              <w:rPr>
+                <w:color w:val="111827"/>
+                <w:sz w:val="19"/>
+                <w:szCs w:val="19"/>
+              </w:rPr>
+              <w:t>834 to 1073 ms, median 871 ms (was 2015 ms)</w:t>
+            </w:r>
+          </w:p>
+        </w:tc>
+        <w:tc>
+          <w:tcPr>
+            <w:tcW w:w="1100" w:type="dxa"/>
+            <w:tcBorders>
+              <w:top w:val="single" w:sz="4" w:space="0" w:color="D1D5DB"/>
+              <w:left w:val="single" w:sz="4" w:space="0" w:color="D1D5DB"/>
+              <w:bottom w:val="single" w:sz="4" w:space="0" w:color="D1D5DB"/>
+              <w:right w:val="single" w:sz="4" w:space="0" w:color="D1D5DB"/>
+            </w:tcBorders>
+            <w:shd w:val="clear" w:color="auto" w:fill="FFFFFF"/>
+            <w:tcMar>
+              <w:top w:w="60" w:type="dxa"/>
+              <w:left w:w="120" w:type="dxa"/>
+              <w:bottom w:w="60" w:type="dxa"/>
+              <w:right w:w="120" w:type="dxa"/>
+            </w:tcMar>
+            <w:vAlign w:val="center"/>
+          </w:tcPr>
+          <w:p>
+            <w:pPr>
+              <w:spacing w:before="40" w:after="40" w:line="252" w:lineRule="auto"/>
+            </w:pPr>
+            <w:r>
+              <w:rPr>
+                <w:b/>
+                <w:bCs/>
+                <w:color w:val="15803D"/>
+                <w:sz w:val="19"/>
+                <w:szCs w:val="19"/>
+              </w:rPr>
+              <w:t>Mostly (0.5 to 0.8 s expected)</w:t>
+            </w:r>
+          </w:p>
+        </w:tc>
+      </w:tr>
+      <w:tr>
+        <w:trPr>
+          <w:cantSplit/>
+        </w:trPr>
+        <w:tc>
+          <w:tcPr>
+            <w:tcW w:w="1100" w:type="dxa"/>
+            <w:tcBorders>
+              <w:top w:val="single" w:sz="4" w:space="0" w:color="D1D5DB"/>
+              <w:left w:val="single" w:sz="4" w:space="0" w:color="D1D5DB"/>
+              <w:bottom w:val="single" w:sz="4" w:space="0" w:color="D1D5DB"/>
+              <w:right w:val="single" w:sz="4" w:space="0" w:color="D1D5DB"/>
+            </w:tcBorders>
+            <w:shd w:val="clear" w:color="auto" w:fill="F9FAFB"/>
+            <w:tcMar>
+              <w:top w:w="60" w:type="dxa"/>
+              <w:left w:w="120" w:type="dxa"/>
+              <w:bottom w:w="60" w:type="dxa"/>
+              <w:right w:w="120" w:type="dxa"/>
+            </w:tcMar>
+            <w:vAlign w:val="center"/>
+          </w:tcPr>
+          <w:p>
+            <w:pPr>
+              <w:spacing w:before="40" w:after="40" w:line="252" w:lineRule="auto"/>
+            </w:pPr>
+            <w:r>
+              <w:rPr>
+                <w:color w:val="111827"/>
+                <w:sz w:val="19"/>
+                <w:szCs w:val="19"/>
+              </w:rPr>
+              <w:t>30 Oct 2026</w:t>
+            </w:r>
+          </w:p>
+        </w:tc>
+        <w:tc>
+          <w:tcPr>
+            <w:tcW w:w="1100" w:type="dxa"/>
+            <w:tcBorders>
+              <w:top w:val="single" w:sz="4" w:space="0" w:color="D1D5DB"/>
+              <w:left w:val="single" w:sz="4" w:space="0" w:color="D1D5DB"/>
+              <w:bottom w:val="single" w:sz="4" w:space="0" w:color="D1D5DB"/>
+              <w:right w:val="single" w:sz="4" w:space="0" w:color="D1D5DB"/>
+            </w:tcBorders>
+            <w:shd w:val="clear" w:color="auto" w:fill="F9FAFB"/>
+            <w:tcMar>
+              <w:top w:w="60" w:type="dxa"/>
+              <w:left w:w="120" w:type="dxa"/>
+              <w:bottom w:w="60" w:type="dxa"/>
+              <w:right w:w="120" w:type="dxa"/>
+            </w:tcMar>
+            <w:vAlign w:val="center"/>
+          </w:tcPr>
+          <w:p>
+            <w:pPr>
+              <w:spacing w:before="40" w:after="40" w:line="252" w:lineRule="auto"/>
+            </w:pPr>
+            <w:r>
+              <w:rPr>
+                <w:color w:val="111827"/>
+                <w:sz w:val="19"/>
+                <w:szCs w:val="19"/>
+              </w:rPr>
+              <w:t>PERF-02</w:t>
+            </w:r>
+          </w:p>
+        </w:tc>
+        <w:tc>
+          <w:tcPr>
+            <w:tcW w:w="1000" w:type="dxa"/>
+            <w:tcBorders>
+              <w:top w:val="single" w:sz="4" w:space="0" w:color="D1D5DB"/>
+              <w:left w:val="single" w:sz="4" w:space="0" w:color="D1D5DB"/>
+              <w:bottom w:val="single" w:sz="4" w:space="0" w:color="D1D5DB"/>
+              <w:right w:val="single" w:sz="4" w:space="0" w:color="D1D5DB"/>
+            </w:tcBorders>
+            <w:shd w:val="clear" w:color="auto" w:fill="F9FAFB"/>
+            <w:tcMar>
+              <w:top w:w="60" w:type="dxa"/>
+              <w:left w:w="120" w:type="dxa"/>
+              <w:bottom w:w="60" w:type="dxa"/>
+              <w:right w:w="120" w:type="dxa"/>
+            </w:tcMar>
+            <w:vAlign w:val="center"/>
+          </w:tcPr>
+          <w:p>
+            <w:pPr>
+              <w:spacing w:before="40" w:after="40" w:line="252" w:lineRule="auto"/>
+            </w:pPr>
+            <w:r>
+              <w:rPr>
+                <w:color w:val="111827"/>
+                <w:sz w:val="19"/>
+                <w:szCs w:val="19"/>
+              </w:rPr>
+              <w:t>1b1eb67</w:t>
+            </w:r>
+          </w:p>
+        </w:tc>
+        <w:tc>
+          <w:tcPr>
+            <w:tcW w:w="2700" w:type="dxa"/>
+            <w:tcBorders>
+              <w:top w:val="single" w:sz="4" w:space="0" w:color="D1D5DB"/>
+              <w:left w:val="single" w:sz="4" w:space="0" w:color="D1D5DB"/>
+              <w:bottom w:val="single" w:sz="4" w:space="0" w:color="D1D5DB"/>
+              <w:right w:val="single" w:sz="4" w:space="0" w:color="D1D5DB"/>
+            </w:tcBorders>
+            <w:shd w:val="clear" w:color="auto" w:fill="F9FAFB"/>
+            <w:tcMar>
+              <w:top w:w="60" w:type="dxa"/>
+              <w:left w:w="120" w:type="dxa"/>
+              <w:bottom w:w="60" w:type="dxa"/>
+              <w:right w:w="120" w:type="dxa"/>
+            </w:tcMar>
+            <w:vAlign w:val="center"/>
+          </w:tcPr>
+          <w:p>
+            <w:pPr>
+              <w:spacing w:before="40" w:after="40" w:line="252" w:lineRule="auto"/>
+            </w:pPr>
+            <w:r>
+              <w:rPr>
+                <w:color w:val="111827"/>
+                <w:sz w:val="19"/>
+                <w:szCs w:val="19"/>
+              </w:rPr>
+              <w:t>Hard page load, 3 loads</w:t>
+            </w:r>
+          </w:p>
+        </w:tc>
+        <w:tc>
+          <w:tcPr>
+            <w:tcW w:w="2900" w:type="dxa"/>
+            <w:tcBorders>
+              <w:top w:val="single" w:sz="4" w:space="0" w:color="D1D5DB"/>
+              <w:left w:val="single" w:sz="4" w:space="0" w:color="D1D5DB"/>
+              <w:bottom w:val="single" w:sz="4" w:space="0" w:color="D1D5DB"/>
+              <w:right w:val="single" w:sz="4" w:space="0" w:color="D1D5DB"/>
+            </w:tcBorders>
+            <w:shd w:val="clear" w:color="auto" w:fill="F9FAFB"/>
+            <w:tcMar>
+              <w:top w:w="60" w:type="dxa"/>
+              <w:left w:w="120" w:type="dxa"/>
+              <w:bottom w:w="60" w:type="dxa"/>
+              <w:right w:w="120" w:type="dxa"/>
+            </w:tcMar>
+            <w:vAlign w:val="center"/>
+          </w:tcPr>
+          <w:p>
+            <w:pPr>
+              <w:spacing w:before="40" w:after="40" w:line="252" w:lineRule="auto"/>
+            </w:pPr>
+            <w:r>
+              <w:rPr>
+                <w:color w:val="111827"/>
+                <w:sz w:val="19"/>
+                <w:szCs w:val="19"/>
+              </w:rPr>
+              <w:t>1117 to 1994 ms, median 1604 ms (was 2439 ms)</w:t>
+            </w:r>
+          </w:p>
+        </w:tc>
+        <w:tc>
+          <w:tcPr>
+            <w:tcW w:w="1100" w:type="dxa"/>
+            <w:tcBorders>
+              <w:top w:val="single" w:sz="4" w:space="0" w:color="D1D5DB"/>
+              <w:left w:val="single" w:sz="4" w:space="0" w:color="D1D5DB"/>
+              <w:bottom w:val="single" w:sz="4" w:space="0" w:color="D1D5DB"/>
+              <w:right w:val="single" w:sz="4" w:space="0" w:color="D1D5DB"/>
+            </w:tcBorders>
+            <w:shd w:val="clear" w:color="auto" w:fill="F9FAFB"/>
+            <w:tcMar>
+              <w:top w:w="60" w:type="dxa"/>
+              <w:left w:w="120" w:type="dxa"/>
+              <w:bottom w:w="60" w:type="dxa"/>
+              <w:right w:w="120" w:type="dxa"/>
+            </w:tcMar>
+            <w:vAlign w:val="center"/>
+          </w:tcPr>
+          <w:p>
+            <w:pPr>
+              <w:spacing w:before="40" w:after="40" w:line="252" w:lineRule="auto"/>
+            </w:pPr>
+            <w:r>
+              <w:rPr>
+                <w:b/>
+                <w:bCs/>
+                <w:color w:val="15803D"/>
+                <w:sz w:val="19"/>
+                <w:szCs w:val="19"/>
+              </w:rPr>
+              <w:t>Yes, better</w:t>
+            </w:r>
+          </w:p>
+        </w:tc>
+      </w:tr>
+      <w:tr>
+        <w:trPr>
+          <w:cantSplit/>
+        </w:trPr>
+        <w:tc>
+          <w:tcPr>
+            <w:tcW w:w="1100" w:type="dxa"/>
+            <w:tcBorders>
+              <w:top w:val="single" w:sz="4" w:space="0" w:color="D1D5DB"/>
+              <w:left w:val="single" w:sz="4" w:space="0" w:color="D1D5DB"/>
+              <w:bottom w:val="single" w:sz="4" w:space="0" w:color="D1D5DB"/>
+              <w:right w:val="single" w:sz="4" w:space="0" w:color="D1D5DB"/>
+            </w:tcBorders>
+            <w:shd w:val="clear" w:color="auto" w:fill="FFFFFF"/>
+            <w:tcMar>
+              <w:top w:w="60" w:type="dxa"/>
+              <w:left w:w="120" w:type="dxa"/>
+              <w:bottom w:w="60" w:type="dxa"/>
+              <w:right w:w="120" w:type="dxa"/>
+            </w:tcMar>
+            <w:vAlign w:val="center"/>
+          </w:tcPr>
+          <w:p>
+            <w:pPr>
+              <w:spacing w:before="40" w:after="40" w:line="252" w:lineRule="auto"/>
+            </w:pPr>
+            <w:r>
+              <w:rPr>
+                <w:color w:val="111827"/>
+                <w:sz w:val="19"/>
+                <w:szCs w:val="19"/>
+              </w:rPr>
+              <w:t>30 Oct 2026</w:t>
+            </w:r>
+          </w:p>
+        </w:tc>
+        <w:tc>
+          <w:tcPr>
+            <w:tcW w:w="1100" w:type="dxa"/>
+            <w:tcBorders>
+              <w:top w:val="single" w:sz="4" w:space="0" w:color="D1D5DB"/>
+              <w:left w:val="single" w:sz="4" w:space="0" w:color="D1D5DB"/>
+              <w:bottom w:val="single" w:sz="4" w:space="0" w:color="D1D5DB"/>
+              <w:right w:val="single" w:sz="4" w:space="0" w:color="D1D5DB"/>
+            </w:tcBorders>
+            <w:shd w:val="clear" w:color="auto" w:fill="FFFFFF"/>
+            <w:tcMar>
+              <w:top w:w="60" w:type="dxa"/>
+              <w:left w:w="120" w:type="dxa"/>
+              <w:bottom w:w="60" w:type="dxa"/>
+              <w:right w:w="120" w:type="dxa"/>
+            </w:tcMar>
+            <w:vAlign w:val="center"/>
+          </w:tcPr>
+          <w:p>
+            <w:pPr>
+              <w:spacing w:before="40" w:after="40" w:line="252" w:lineRule="auto"/>
+            </w:pPr>
+            <w:r>
+              <w:rPr>
+                <w:color w:val="111827"/>
+                <w:sz w:val="19"/>
+                <w:szCs w:val="19"/>
+              </w:rPr>
+              <w:t>PERF-01, 02</w:t>
+            </w:r>
+          </w:p>
+        </w:tc>
+        <w:tc>
+          <w:tcPr>
+            <w:tcW w:w="1000" w:type="dxa"/>
+            <w:tcBorders>
+              <w:top w:val="single" w:sz="4" w:space="0" w:color="D1D5DB"/>
+              <w:left w:val="single" w:sz="4" w:space="0" w:color="D1D5DB"/>
+              <w:bottom w:val="single" w:sz="4" w:space="0" w:color="D1D5DB"/>
+              <w:right w:val="single" w:sz="4" w:space="0" w:color="D1D5DB"/>
+            </w:tcBorders>
+            <w:shd w:val="clear" w:color="auto" w:fill="FFFFFF"/>
+            <w:tcMar>
+              <w:top w:w="60" w:type="dxa"/>
+              <w:left w:w="120" w:type="dxa"/>
+              <w:bottom w:w="60" w:type="dxa"/>
+              <w:right w:w="120" w:type="dxa"/>
+            </w:tcMar>
+            <w:vAlign w:val="center"/>
+          </w:tcPr>
+          <w:p>
+            <w:pPr>
+              <w:spacing w:before="40" w:after="40" w:line="252" w:lineRule="auto"/>
+            </w:pPr>
+            <w:r>
+              <w:rPr>
+                <w:color w:val="111827"/>
+                <w:sz w:val="19"/>
+                <w:szCs w:val="19"/>
+              </w:rPr>
+              <w:t>1b1eb67</w:t>
+            </w:r>
+          </w:p>
+        </w:tc>
+        <w:tc>
+          <w:tcPr>
+            <w:tcW w:w="2700" w:type="dxa"/>
+            <w:tcBorders>
+              <w:top w:val="single" w:sz="4" w:space="0" w:color="D1D5DB"/>
+              <w:left w:val="single" w:sz="4" w:space="0" w:color="D1D5DB"/>
+              <w:bottom w:val="single" w:sz="4" w:space="0" w:color="D1D5DB"/>
+              <w:right w:val="single" w:sz="4" w:space="0" w:color="D1D5DB"/>
+            </w:tcBorders>
+            <w:shd w:val="clear" w:color="auto" w:fill="FFFFFF"/>
+            <w:tcMar>
+              <w:top w:w="60" w:type="dxa"/>
+              <w:left w:w="120" w:type="dxa"/>
+              <w:bottom w:w="60" w:type="dxa"/>
+              <w:right w:w="120" w:type="dxa"/>
+            </w:tcMar>
+            <w:vAlign w:val="center"/>
+          </w:tcPr>
+          <w:p>
+            <w:pPr>
+              <w:spacing w:before="40" w:after="40" w:line="252" w:lineRule="auto"/>
+            </w:pPr>
+            <w:r>
+              <w:rPr>
+                <w:color w:val="111827"/>
+                <w:sz w:val="19"/>
+                <w:szCs w:val="19"/>
+              </w:rPr>
+              <w:t>Refresh data; 8 tab clicks; 30-click burst</w:t>
+            </w:r>
+          </w:p>
+        </w:tc>
+        <w:tc>
+          <w:tcPr>
+            <w:tcW w:w="2900" w:type="dxa"/>
+            <w:tcBorders>
+              <w:top w:val="single" w:sz="4" w:space="0" w:color="D1D5DB"/>
+              <w:left w:val="single" w:sz="4" w:space="0" w:color="D1D5DB"/>
+              <w:bottom w:val="single" w:sz="4" w:space="0" w:color="D1D5DB"/>
+              <w:right w:val="single" w:sz="4" w:space="0" w:color="D1D5DB"/>
+            </w:tcBorders>
+            <w:shd w:val="clear" w:color="auto" w:fill="FFFFFF"/>
+            <w:tcMar>
+              <w:top w:w="60" w:type="dxa"/>
+              <w:left w:w="120" w:type="dxa"/>
+              <w:bottom w:w="60" w:type="dxa"/>
+              <w:right w:w="120" w:type="dxa"/>
+            </w:tcMar>
+            <w:vAlign w:val="center"/>
+          </w:tcPr>
+          <w:p>
+            <w:pPr>
+              <w:spacing w:before="40" w:after="40" w:line="252" w:lineRule="auto"/>
+            </w:pPr>
+            <w:r>
+              <w:rPr>
+                <w:color w:val="111827"/>
+                <w:sz w:val="19"/>
+                <w:szCs w:val="19"/>
+              </w:rPr>
+              <w:t>1257 ms (was 2074); clicks 11 to 24 ms, 0 data requests; 0 Unknown</w:t>
+            </w:r>
+          </w:p>
+        </w:tc>
+        <w:tc>
+          <w:tcPr>
+            <w:tcW w:w="1100" w:type="dxa"/>
+            <w:tcBorders>
+              <w:top w:val="single" w:sz="4" w:space="0" w:color="D1D5DB"/>
+              <w:left w:val="single" w:sz="4" w:space="0" w:color="D1D5DB"/>
+              <w:bottom w:val="single" w:sz="4" w:space="0" w:color="D1D5DB"/>
+              <w:right w:val="single" w:sz="4" w:space="0" w:color="D1D5DB"/>
+            </w:tcBorders>
+            <w:shd w:val="clear" w:color="auto" w:fill="FFFFFF"/>
+            <w:tcMar>
+              <w:top w:w="60" w:type="dxa"/>
+              <w:left w:w="120" w:type="dxa"/>
+              <w:bottom w:w="60" w:type="dxa"/>
+              <w:right w:w="120" w:type="dxa"/>
+            </w:tcMar>
+            <w:vAlign w:val="center"/>
+          </w:tcPr>
+          <w:p>
+            <w:pPr>
+              <w:spacing w:before="40" w:after="40" w:line="252" w:lineRule="auto"/>
+            </w:pPr>
+            <w:r>
+              <w:rPr>
+                <w:b/>
+                <w:bCs/>
+                <w:color w:val="15803D"/>
+                <w:sz w:val="19"/>
+                <w:szCs w:val="19"/>
+              </w:rPr>
+              <w:t>Yes</w:t>
+            </w:r>
+          </w:p>
+        </w:tc>
+      </w:tr>
+      <w:tr>
+        <w:trPr>
+          <w:cantSplit/>
+        </w:trPr>
+        <w:tc>
+          <w:tcPr>
+            <w:tcW w:w="1100" w:type="dxa"/>
+            <w:tcBorders>
+              <w:top w:val="single" w:sz="4" w:space="0" w:color="D1D5DB"/>
+              <w:left w:val="single" w:sz="4" w:space="0" w:color="D1D5DB"/>
+              <w:bottom w:val="single" w:sz="4" w:space="0" w:color="D1D5DB"/>
+              <w:right w:val="single" w:sz="4" w:space="0" w:color="D1D5DB"/>
+            </w:tcBorders>
+            <w:shd w:val="clear" w:color="auto" w:fill="F9FAFB"/>
+            <w:tcMar>
+              <w:top w:w="60" w:type="dxa"/>
+              <w:left w:w="120" w:type="dxa"/>
+              <w:bottom w:w="60" w:type="dxa"/>
+              <w:right w:w="120" w:type="dxa"/>
+            </w:tcMar>
+            <w:vAlign w:val="center"/>
+          </w:tcPr>
+          <w:p>
+            <w:pPr>
+              <w:spacing w:before="40" w:after="40" w:line="252" w:lineRule="auto"/>
+            </w:pPr>
+            <w:r>
+              <w:rPr>
+                <w:color w:val="111827"/>
+                <w:sz w:val="19"/>
+                <w:szCs w:val="19"/>
+              </w:rPr>
+              <w:t>30 Oct 2026</w:t>
+            </w:r>
+          </w:p>
+        </w:tc>
+        <w:tc>
+          <w:tcPr>
+            <w:tcW w:w="1100" w:type="dxa"/>
+            <w:tcBorders>
+              <w:top w:val="single" w:sz="4" w:space="0" w:color="D1D5DB"/>
+              <w:left w:val="single" w:sz="4" w:space="0" w:color="D1D5DB"/>
+              <w:bottom w:val="single" w:sz="4" w:space="0" w:color="D1D5DB"/>
+              <w:right w:val="single" w:sz="4" w:space="0" w:color="D1D5DB"/>
+            </w:tcBorders>
+            <w:shd w:val="clear" w:color="auto" w:fill="F9FAFB"/>
+            <w:tcMar>
+              <w:top w:w="60" w:type="dxa"/>
+              <w:left w:w="120" w:type="dxa"/>
+              <w:bottom w:w="60" w:type="dxa"/>
+              <w:right w:w="120" w:type="dxa"/>
+            </w:tcMar>
+            <w:vAlign w:val="center"/>
+          </w:tcPr>
+          <w:p>
+            <w:pPr>
+              <w:spacing w:before="40" w:after="40" w:line="252" w:lineRule="auto"/>
+            </w:pPr>
+            <w:r>
+              <w:rPr>
+                <w:color w:val="111827"/>
+                <w:sz w:val="19"/>
+                <w:szCs w:val="19"/>
+              </w:rPr>
+              <w:t>PERF-02</w:t>
+            </w:r>
+          </w:p>
+        </w:tc>
+        <w:tc>
+          <w:tcPr>
+            <w:tcW w:w="1000" w:type="dxa"/>
+            <w:tcBorders>
+              <w:top w:val="single" w:sz="4" w:space="0" w:color="D1D5DB"/>
+              <w:left w:val="single" w:sz="4" w:space="0" w:color="D1D5DB"/>
+              <w:bottom w:val="single" w:sz="4" w:space="0" w:color="D1D5DB"/>
+              <w:right w:val="single" w:sz="4" w:space="0" w:color="D1D5DB"/>
+            </w:tcBorders>
+            <w:shd w:val="clear" w:color="auto" w:fill="F9FAFB"/>
+            <w:tcMar>
+              <w:top w:w="60" w:type="dxa"/>
+              <w:left w:w="120" w:type="dxa"/>
+              <w:bottom w:w="60" w:type="dxa"/>
+              <w:right w:w="120" w:type="dxa"/>
+            </w:tcMar>
+            <w:vAlign w:val="center"/>
+          </w:tcPr>
+          <w:p>
+            <w:pPr>
+              <w:spacing w:before="40" w:after="40" w:line="252" w:lineRule="auto"/>
+            </w:pPr>
+            <w:r>
+              <w:rPr>
+                <w:color w:val="111827"/>
+                <w:sz w:val="19"/>
+                <w:szCs w:val="19"/>
+              </w:rPr>
+              <w:t>1b1eb67</w:t>
+            </w:r>
+          </w:p>
+        </w:tc>
+        <w:tc>
+          <w:tcPr>
+            <w:tcW w:w="2700" w:type="dxa"/>
+            <w:tcBorders>
+              <w:top w:val="single" w:sz="4" w:space="0" w:color="D1D5DB"/>
+              <w:left w:val="single" w:sz="4" w:space="0" w:color="D1D5DB"/>
+              <w:bottom w:val="single" w:sz="4" w:space="0" w:color="D1D5DB"/>
+              <w:right w:val="single" w:sz="4" w:space="0" w:color="D1D5DB"/>
+            </w:tcBorders>
+            <w:shd w:val="clear" w:color="auto" w:fill="F9FAFB"/>
+            <w:tcMar>
+              <w:top w:w="60" w:type="dxa"/>
+              <w:left w:w="120" w:type="dxa"/>
+              <w:bottom w:w="60" w:type="dxa"/>
+              <w:right w:w="120" w:type="dxa"/>
+            </w:tcMar>
+            <w:vAlign w:val="center"/>
+          </w:tcPr>
+          <w:p>
+            <w:pPr>
+              <w:spacing w:before="40" w:after="40" w:line="252" w:lineRule="auto"/>
+            </w:pPr>
+            <w:r>
+              <w:rPr>
+                <w:color w:val="111827"/>
+                <w:sz w:val="19"/>
+                <w:szCs w:val="19"/>
+              </w:rPr>
+              <w:t>Real backend and Postgres, 150 ms simulated round trip</w:t>
+            </w:r>
+          </w:p>
+        </w:tc>
+        <w:tc>
+          <w:tcPr>
+            <w:tcW w:w="2900" w:type="dxa"/>
+            <w:tcBorders>
+              <w:top w:val="single" w:sz="4" w:space="0" w:color="D1D5DB"/>
+              <w:left w:val="single" w:sz="4" w:space="0" w:color="D1D5DB"/>
+              <w:bottom w:val="single" w:sz="4" w:space="0" w:color="D1D5DB"/>
+              <w:right w:val="single" w:sz="4" w:space="0" w:color="D1D5DB"/>
+            </w:tcBorders>
+            <w:shd w:val="clear" w:color="auto" w:fill="F9FAFB"/>
+            <w:tcMar>
+              <w:top w:w="60" w:type="dxa"/>
+              <w:left w:w="120" w:type="dxa"/>
+              <w:bottom w:w="60" w:type="dxa"/>
+              <w:right w:w="120" w:type="dxa"/>
+            </w:tcMar>
+            <w:vAlign w:val="center"/>
+          </w:tcPr>
+          <w:p>
+            <w:pPr>
+              <w:spacing w:before="40" w:after="40" w:line="252" w:lineRule="auto"/>
+            </w:pPr>
+            <w:r>
+              <w:rPr>
+                <w:color w:val="111827"/>
+                <w:sz w:val="19"/>
+                <w:szCs w:val="19"/>
+              </w:rPr>
+              <w:t>18 calls and 3 hops, about 660 ms, down to 3 calls and 2 hops, about 380 ms; identical page</w:t>
             </w:r>
           </w:p>
         </w:tc>
@@ -26881,10 +27913,10 @@
 <file path=word/numbering.xml><?xml version="1.0" encoding="utf-8"?>
 <w:numbering xmlns:wpc="http://schemas.microsoft.com/office/word/2010/wordprocessingCanvas" xmlns:cx="http://schemas.microsoft.com/office/drawing/2014/chartex" xmlns:cx1="http://schemas.microsoft.com/office/drawing/2015/9/8/chartex" xmlns:cx2="http://schemas.microsoft.com/office/drawing/2015/10/21/chartex" xmlns:cx3="http://schemas.microsoft.com/office/drawing/2016/5/9/chartex" xmlns:cx4="http://schemas.microsoft.com/office/drawing/2016/5/10/chartex" xmlns:cx5="http://schemas.microsoft.com/office/drawing/2016/5/11/chartex" xmlns:cx6="http://schemas.microsoft.com/office/drawing/2016/5/12/chartex" xmlns:cx7="http://schemas.microsoft.com/office/drawing/2016/5/13/chartex" xmlns:cx8="http://schemas.microsoft.com/office/drawing/2016/5/14/chartex" xmlns:mc="http://schemas.openxmlformats.org/markup-compatibility/2006" xmlns:aink="http://schemas.microsoft.com/office/drawing/2016/ink" xmlns:am3d="http://schemas.microsoft.com/office/drawing/2017/model3d" xmlns:o="urn:schemas-microsoft-com:office:office" xmlns:oel="http://schemas.microsoft.com/office/2019/extlst" xmlns:r="http://schemas.openxmlformats.org/officeDocument/2006/relationships" xmlns:m="http://schemas.openxmlformats.org/officeDocument/2006/math" xmlns:v="urn:schemas-microsoft-com:vml" xmlns:wp14="http://schemas.microsoft.com/office/word/2010/wordprocessingDrawing" xmlns:wp="http://schemas.openxmlformats.org/drawingml/2006/wordprocessingDrawing" xmlns:w10="urn:schemas-microsoft-com:office:word" xmlns:w="http://schemas.openxmlformats.org/wordprocessingml/2006/main" xmlns:w14="http://schemas.microsoft.com/office/word/2010/wordml" xmlns:w15="http://schemas.microsoft.com/office/word/2012/wordml" xmlns:w16cex="http://schemas.microsoft.com/office/word/2018/wordml/cex" xmlns:w16cid="http://schemas.microsoft.com/office/word/2016/wordml/cid" xmlns:w16="http://schemas.microsoft.com/office/word/2018/wordml" xmlns:w16du="http://schemas.microsoft.com/office/word/2023/wordml/word16du" xmlns:w16sdtdh="http://schemas.microsoft.com/office/word/2020/wordml/sdtdatahash" xmlns:w16sdtfl="http://schemas.microsoft.com/office/word/2024/wordml/sdtformatlock" xmlns:w16se="http://schemas.microsoft.com/office/word/2015/wordml/symex" xmlns:wpg="http://schemas.microsoft.com/office/word/2010/wordprocessingGroup" xmlns:wpi="http://schemas.microsoft.com/office/word/2010/wordprocessingInk" xmlns:wne="http://schemas.microsoft.com/office/word/2006/wordml" xmlns:wps="http://schemas.microsoft.com/office/word/2010/wordprocessingShape" mc:Ignorable="w14 w15 w16se w16cid w16 w16cex w16sdtdh w16sdtfl w16du wp14">
   <w:abstractNum w:abstractNumId="0" w15:restartNumberingAfterBreak="0">
-    <w:nsid w:val="4AEE5503"/>
+    <w:nsid w:val="17B536A1"/>
     <w:multiLevelType w:val="hybridMultilevel"/>
-    <w:tmpl w:val="096EFD1C"/>
-    <w:lvl w:ilvl="0" w:tplc="DF929624" w:tentative="1">
+    <w:tmpl w:val="1CD2047E"/>
+    <w:lvl w:ilvl="0" w:tplc="9856C018" w:tentative="1">
       <w:start w:val="1"/>
       <w:numFmt w:val="bullet"/>
       <w:lvlText w:val="●"/>
@@ -26893,7 +27925,7 @@
         <w:ind w:left="720" w:hanging="360"/>
       </w:pPr>
     </w:lvl>
-    <w:lvl w:ilvl="1" w:tplc="562A0B94" w:tentative="1">
+    <w:lvl w:ilvl="1" w:tplc="F1500EFC" w:tentative="1">
       <w:start w:val="1"/>
       <w:numFmt w:val="bullet"/>
       <w:lvlText w:val="○"/>
@@ -26902,7 +27934,7 @@
         <w:ind w:left="1440" w:hanging="360"/>
       </w:pPr>
     </w:lvl>
-    <w:lvl w:ilvl="2" w:tplc="B1CA0DB0" w:tentative="1">
+    <w:lvl w:ilvl="2" w:tplc="46A232AA" w:tentative="1">
       <w:start w:val="1"/>
       <w:numFmt w:val="bullet"/>
       <w:lvlText w:val="■"/>
@@ -26911,7 +27943,7 @@
         <w:ind w:left="2160" w:hanging="360"/>
       </w:pPr>
     </w:lvl>
-    <w:lvl w:ilvl="3" w:tplc="9FB0D07C" w:tentative="1">
+    <w:lvl w:ilvl="3" w:tplc="FBF6BA1C" w:tentative="1">
       <w:start w:val="1"/>
       <w:numFmt w:val="bullet"/>
       <w:lvlText w:val="●"/>
@@ -26920,7 +27952,7 @@
         <w:ind w:left="2880" w:hanging="360"/>
       </w:pPr>
     </w:lvl>
-    <w:lvl w:ilvl="4" w:tplc="B936D95C" w:tentative="1">
+    <w:lvl w:ilvl="4" w:tplc="7CD46000" w:tentative="1">
       <w:start w:val="1"/>
       <w:numFmt w:val="bullet"/>
       <w:lvlText w:val="○"/>
@@ -26929,7 +27961,7 @@
         <w:ind w:left="3600" w:hanging="360"/>
       </w:pPr>
     </w:lvl>
-    <w:lvl w:ilvl="5" w:tplc="2F10CE98" w:tentative="1">
+    <w:lvl w:ilvl="5" w:tplc="633EDF7A" w:tentative="1">
       <w:start w:val="1"/>
       <w:numFmt w:val="bullet"/>
       <w:lvlText w:val="■"/>
@@ -26938,7 +27970,7 @@
         <w:ind w:left="4320" w:hanging="360"/>
       </w:pPr>
     </w:lvl>
-    <w:lvl w:ilvl="6" w:tplc="4D5AE200" w:tentative="1">
+    <w:lvl w:ilvl="6" w:tplc="D1E24F9C" w:tentative="1">
       <w:start w:val="1"/>
       <w:numFmt w:val="bullet"/>
       <w:lvlText w:val="●"/>
@@ -26947,7 +27979,7 @@
         <w:ind w:left="5040" w:hanging="360"/>
       </w:pPr>
     </w:lvl>
-    <w:lvl w:ilvl="7" w:tplc="D42C2D18" w:tentative="1">
+    <w:lvl w:ilvl="7" w:tplc="88F45CF8" w:tentative="1">
       <w:start w:val="1"/>
       <w:numFmt w:val="bullet"/>
       <w:lvlText w:val="●"/>
@@ -26956,7 +27988,7 @@
         <w:ind w:left="5760" w:hanging="360"/>
       </w:pPr>
     </w:lvl>
-    <w:lvl w:ilvl="8" w:tplc="609CD40C" w:tentative="1">
+    <w:lvl w:ilvl="8" w:tplc="F836BE94" w:tentative="1">
       <w:start w:val="1"/>
       <w:numFmt w:val="bullet"/>
       <w:lvlText w:val="●"/>
@@ -26967,10 +27999,68 @@
     </w:lvl>
   </w:abstractNum>
   <w:abstractNum w:abstractNumId="1" w15:restartNumberingAfterBreak="0">
-    <w:nsid w:val="59247F9A"/>
+    <w:nsid w:val="4D0B5670"/>
     <w:multiLevelType w:val="hybridMultilevel"/>
-    <w:tmpl w:val="074C386A"/>
-    <w:lvl w:ilvl="0" w:tplc="AD788056">
+    <w:tmpl w:val="BDD2B392"/>
+    <w:lvl w:ilvl="0" w:tplc="8D9286CA">
+      <w:start w:val="1"/>
+      <w:numFmt w:val="bullet"/>
+      <w:lvlText w:val="•"/>
+      <w:lvlJc w:val="left"/>
+      <w:pPr>
+        <w:ind w:left="540" w:hanging="270"/>
+      </w:pPr>
+    </w:lvl>
+    <w:lvl w:ilvl="1" w:tplc="8A50C61C" w:tentative="1">
+      <w:start w:val="1"/>
+      <w:numFmt w:val="bullet"/>
+      <w:lvlText w:val="–"/>
+      <w:lvlJc w:val="left"/>
+      <w:pPr>
+        <w:ind w:left="1000" w:hanging="270"/>
+      </w:pPr>
+    </w:lvl>
+    <w:lvl w:ilvl="2" w:tplc="CFF20FB4">
+      <w:numFmt w:val="decimal"/>
+      <w:lvlText w:val=""/>
+      <w:lvlJc w:val="left"/>
+    </w:lvl>
+    <w:lvl w:ilvl="3" w:tplc="EE92DA20">
+      <w:numFmt w:val="decimal"/>
+      <w:lvlText w:val=""/>
+      <w:lvlJc w:val="left"/>
+    </w:lvl>
+    <w:lvl w:ilvl="4" w:tplc="8B12CC92">
+      <w:numFmt w:val="decimal"/>
+      <w:lvlText w:val=""/>
+      <w:lvlJc w:val="left"/>
+    </w:lvl>
+    <w:lvl w:ilvl="5" w:tplc="90582024">
+      <w:numFmt w:val="decimal"/>
+      <w:lvlText w:val=""/>
+      <w:lvlJc w:val="left"/>
+    </w:lvl>
+    <w:lvl w:ilvl="6" w:tplc="72FE11B8">
+      <w:numFmt w:val="decimal"/>
+      <w:lvlText w:val=""/>
+      <w:lvlJc w:val="left"/>
+    </w:lvl>
+    <w:lvl w:ilvl="7" w:tplc="0C00C8F4">
+      <w:numFmt w:val="decimal"/>
+      <w:lvlText w:val=""/>
+      <w:lvlJc w:val="left"/>
+    </w:lvl>
+    <w:lvl w:ilvl="8" w:tplc="BCEC2430">
+      <w:numFmt w:val="decimal"/>
+      <w:lvlText w:val=""/>
+      <w:lvlJc w:val="left"/>
+    </w:lvl>
+  </w:abstractNum>
+  <w:abstractNum w:abstractNumId="2" w15:restartNumberingAfterBreak="0">
+    <w:nsid w:val="6C652DAD"/>
+    <w:multiLevelType w:val="hybridMultilevel"/>
+    <w:tmpl w:val="0D46841E"/>
+    <w:lvl w:ilvl="0" w:tplc="083E80D2">
       <w:start w:val="1"/>
       <w:numFmt w:val="decimal"/>
       <w:lvlText w:val="%1."/>
@@ -26979,113 +28069,55 @@
         <w:ind w:left="540" w:hanging="360"/>
       </w:pPr>
     </w:lvl>
-    <w:lvl w:ilvl="1" w:tplc="FFFAB114">
+    <w:lvl w:ilvl="1" w:tplc="8B2E0C58">
       <w:numFmt w:val="decimal"/>
       <w:lvlText w:val=""/>
       <w:lvlJc w:val="left"/>
     </w:lvl>
-    <w:lvl w:ilvl="2" w:tplc="0116E1C2">
+    <w:lvl w:ilvl="2" w:tplc="065AE944">
       <w:numFmt w:val="decimal"/>
       <w:lvlText w:val=""/>
       <w:lvlJc w:val="left"/>
     </w:lvl>
-    <w:lvl w:ilvl="3" w:tplc="5E7AEB46">
+    <w:lvl w:ilvl="3" w:tplc="7CD2048A">
       <w:numFmt w:val="decimal"/>
       <w:lvlText w:val=""/>
       <w:lvlJc w:val="left"/>
     </w:lvl>
-    <w:lvl w:ilvl="4" w:tplc="5C745C56">
+    <w:lvl w:ilvl="4" w:tplc="9490E194">
       <w:numFmt w:val="decimal"/>
       <w:lvlText w:val=""/>
       <w:lvlJc w:val="left"/>
     </w:lvl>
-    <w:lvl w:ilvl="5" w:tplc="DCAC4E3E">
+    <w:lvl w:ilvl="5" w:tplc="927E68F2">
       <w:numFmt w:val="decimal"/>
       <w:lvlText w:val=""/>
       <w:lvlJc w:val="left"/>
     </w:lvl>
-    <w:lvl w:ilvl="6" w:tplc="121C0EF6">
+    <w:lvl w:ilvl="6" w:tplc="AC864090">
       <w:numFmt w:val="decimal"/>
       <w:lvlText w:val=""/>
       <w:lvlJc w:val="left"/>
     </w:lvl>
-    <w:lvl w:ilvl="7" w:tplc="4EFED8E4">
+    <w:lvl w:ilvl="7" w:tplc="4444673E">
       <w:numFmt w:val="decimal"/>
       <w:lvlText w:val=""/>
       <w:lvlJc w:val="left"/>
     </w:lvl>
-    <w:lvl w:ilvl="8" w:tplc="3C5AA0AA">
+    <w:lvl w:ilvl="8" w:tplc="3A1A7722">
       <w:numFmt w:val="decimal"/>
       <w:lvlText w:val=""/>
       <w:lvlJc w:val="left"/>
     </w:lvl>
   </w:abstractNum>
-  <w:abstractNum w:abstractNumId="2" w15:restartNumberingAfterBreak="0">
-    <w:nsid w:val="7D0B6268"/>
-    <w:multiLevelType w:val="hybridMultilevel"/>
-    <w:tmpl w:val="E748541A"/>
-    <w:lvl w:ilvl="0" w:tplc="C84C9ED6">
-      <w:start w:val="1"/>
-      <w:numFmt w:val="bullet"/>
-      <w:lvlText w:val="•"/>
-      <w:lvlJc w:val="left"/>
-      <w:pPr>
-        <w:ind w:left="540" w:hanging="270"/>
-      </w:pPr>
-    </w:lvl>
-    <w:lvl w:ilvl="1" w:tplc="0BECCCEE" w:tentative="1">
-      <w:start w:val="1"/>
-      <w:numFmt w:val="bullet"/>
-      <w:lvlText w:val="–"/>
-      <w:lvlJc w:val="left"/>
-      <w:pPr>
-        <w:ind w:left="1000" w:hanging="270"/>
-      </w:pPr>
-    </w:lvl>
-    <w:lvl w:ilvl="2" w:tplc="5282CC20">
-      <w:numFmt w:val="decimal"/>
-      <w:lvlText w:val=""/>
-      <w:lvlJc w:val="left"/>
-    </w:lvl>
-    <w:lvl w:ilvl="3" w:tplc="73B447D2">
-      <w:numFmt w:val="decimal"/>
-      <w:lvlText w:val=""/>
-      <w:lvlJc w:val="left"/>
-    </w:lvl>
-    <w:lvl w:ilvl="4" w:tplc="C2A27B96">
-      <w:numFmt w:val="decimal"/>
-      <w:lvlText w:val=""/>
-      <w:lvlJc w:val="left"/>
-    </w:lvl>
-    <w:lvl w:ilvl="5" w:tplc="A66860A4">
-      <w:numFmt w:val="decimal"/>
-      <w:lvlText w:val=""/>
-      <w:lvlJc w:val="left"/>
-    </w:lvl>
-    <w:lvl w:ilvl="6" w:tplc="EAD817A2">
-      <w:numFmt w:val="decimal"/>
-      <w:lvlText w:val=""/>
-      <w:lvlJc w:val="left"/>
-    </w:lvl>
-    <w:lvl w:ilvl="7" w:tplc="E5F46958">
-      <w:numFmt w:val="decimal"/>
-      <w:lvlText w:val=""/>
-      <w:lvlJc w:val="left"/>
-    </w:lvl>
-    <w:lvl w:ilvl="8" w:tplc="B71400F6">
-      <w:numFmt w:val="decimal"/>
-      <w:lvlText w:val=""/>
-      <w:lvlJc w:val="left"/>
-    </w:lvl>
-  </w:abstractNum>
-  <w:num w:numId="1" w16cid:durableId="661859722">
+  <w:num w:numId="1" w16cid:durableId="1930652533">
     <w:abstractNumId w:val="0"/>
     <w:lvlOverride w:ilvl="0">
       <w:startOverride w:val="1"/>
     </w:lvlOverride>
   </w:num>
-  <w:num w:numId="2" w16cid:durableId="1891112581">
-    <w:abstractNumId w:val="2"/>
+  <w:num w:numId="2" w16cid:durableId="391999604">
+    <w:abstractNumId w:val="1"/>
     <w:lvlOverride w:ilvl="0">
       <w:startOverride w:val="1"/>
     </w:lvlOverride>
@@ -27093,50 +28125,50 @@
       <w:startOverride w:val="1"/>
     </w:lvlOverride>
   </w:num>
-  <w:num w:numId="3" w16cid:durableId="215364196">
-    <w:abstractNumId w:val="1"/>
+  <w:num w:numId="3" w16cid:durableId="1847479194">
+    <w:abstractNumId w:val="2"/>
     <w:lvlOverride w:ilvl="0">
       <w:startOverride w:val="1"/>
     </w:lvlOverride>
   </w:num>
-  <w:num w:numId="4" w16cid:durableId="152306930">
-    <w:abstractNumId w:val="1"/>
+  <w:num w:numId="4" w16cid:durableId="767193167">
+    <w:abstractNumId w:val="2"/>
     <w:lvlOverride w:ilvl="0">
       <w:startOverride w:val="1"/>
     </w:lvlOverride>
   </w:num>
-  <w:num w:numId="5" w16cid:durableId="1073704429">
-    <w:abstractNumId w:val="1"/>
+  <w:num w:numId="5" w16cid:durableId="354385778">
+    <w:abstractNumId w:val="2"/>
     <w:lvlOverride w:ilvl="0">
       <w:startOverride w:val="1"/>
     </w:lvlOverride>
   </w:num>
-  <w:num w:numId="6" w16cid:durableId="11688100">
-    <w:abstractNumId w:val="1"/>
+  <w:num w:numId="6" w16cid:durableId="781651609">
+    <w:abstractNumId w:val="2"/>
     <w:lvlOverride w:ilvl="0">
       <w:startOverride w:val="1"/>
     </w:lvlOverride>
   </w:num>
-  <w:num w:numId="7" w16cid:durableId="800803509">
-    <w:abstractNumId w:val="1"/>
+  <w:num w:numId="7" w16cid:durableId="2128951">
+    <w:abstractNumId w:val="2"/>
     <w:lvlOverride w:ilvl="0">
       <w:startOverride w:val="1"/>
     </w:lvlOverride>
   </w:num>
-  <w:num w:numId="8" w16cid:durableId="45685264">
-    <w:abstractNumId w:val="1"/>
+  <w:num w:numId="8" w16cid:durableId="1926187180">
+    <w:abstractNumId w:val="2"/>
     <w:lvlOverride w:ilvl="0">
       <w:startOverride w:val="1"/>
     </w:lvlOverride>
   </w:num>
-  <w:num w:numId="9" w16cid:durableId="355548382">
-    <w:abstractNumId w:val="1"/>
+  <w:num w:numId="9" w16cid:durableId="668489290">
+    <w:abstractNumId w:val="2"/>
     <w:lvlOverride w:ilvl="0">
       <w:startOverride w:val="1"/>
     </w:lvlOverride>
   </w:num>
-  <w:num w:numId="10" w16cid:durableId="1371875500">
-    <w:abstractNumId w:val="1"/>
+  <w:num w:numId="10" w16cid:durableId="608007830">
+    <w:abstractNumId w:val="2"/>
     <w:lvlOverride w:ilvl="0">
       <w:startOverride w:val="1"/>
     </w:lvlOverride>

--- a/docs/SynthGraph-Performance-Issues-Notebook.docx
+++ b/docs/SynthGraph-Performance-Issues-Notebook.docx
@@ -539,7 +539,7 @@
                 <w:sz w:val="19"/>
                 <w:szCs w:val="19"/>
               </w:rPr>
-              <w:t xml:space="preserve"> (tab clicks, rate limiting) and </w:t>
+              <w:t xml:space="preserve"> (tab clicks, rate limiting), </w:t>
             </w:r>
             <w:r>
               <w:rPr>
@@ -557,7 +557,25 @@
                 <w:sz w:val="19"/>
                 <w:szCs w:val="19"/>
               </w:rPr>
-              <w:t xml:space="preserve"> (one workspace request, timing), both deployed and re-measured</w:t>
+              <w:t xml:space="preserve"> (one workspace request, timing) and </w:t>
+            </w:r>
+            <w:r>
+              <w:rPr>
+                <w:rFonts w:ascii="Consolas" w:eastAsia="Consolas" w:hAnsi="Consolas" w:cs="Consolas"/>
+                <w:color w:val="111827"/>
+                <w:sz w:val="17"/>
+                <w:szCs w:val="17"/>
+                <w:shd w:val="clear" w:color="auto" w:fill="F3F4F6"/>
+              </w:rPr>
+              <w:t>e9076bc</w:t>
+            </w:r>
+            <w:r>
+              <w:rPr>
+                <w:color w:val="111827"/>
+                <w:sz w:val="19"/>
+                <w:szCs w:val="19"/>
+              </w:rPr>
+              <w:t xml:space="preserve"> (session check and workspace request started together), all deployed and re-measured</w:t>
             </w:r>
           </w:p>
         </w:tc>
@@ -701,7 +719,7 @@
                 <w:sz w:val="19"/>
                 <w:szCs w:val="19"/>
               </w:rPr>
-              <w:t>Implemented in two deploys (379c83c, 1b1eb67) and re-measured on production on 30 October 2026. Tab clicks: fixed. Full page load: about 2.3 times faster (server render 2015 to 871 ms). PERF-02 largely done; PERF-05 partly done.</w:t>
+              <w:t>Implemented in three deploys (379c83c, 1b1eb67, e9076bc) and re-measured on production on 30 October 2026. Tab clicks: fixed. Full page load: about 2.3 times faster (server render 2015 to about 870 ms); the third deploy made no measurable difference on production. PERF-02 largely done; PERF-05 partly done.</w:t>
             </w:r>
           </w:p>
         </w:tc>
@@ -850,7 +868,7 @@
     <w:sdt>
       <w:sdtPr>
         <w:alias w:val="Contents"/>
-        <w:id w:val="1141227397"/>
+        <w:id w:val="-485475447"/>
         <w:docPartObj>
           <w:docPartGallery w:val="Table of Contents"/>
           <w:docPartUnique/>
@@ -882,7 +900,7 @@
           <w:r>
             <w:fldChar w:fldCharType="separate"/>
           </w:r>
-          <w:hyperlink w:anchor="_Toc244273500" w:history="1">
+          <w:hyperlink w:anchor="_Toc244275617" w:history="1">
             <w:r>
               <w:rPr>
                 <w:rStyle w:val="Hyperlink"/>
@@ -906,7 +924,7 @@
               <w:rPr>
                 <w:noProof/>
               </w:rPr>
-              <w:instrText xml:space="preserve"> PAGEREF _Toc244273500 \h </w:instrText>
+              <w:instrText xml:space="preserve"> PAGEREF _Toc244275617 \h </w:instrText>
             </w:r>
             <w:r>
               <w:rPr>
@@ -948,7 +966,7 @@
               <w14:ligatures w14:val="standardContextual"/>
             </w:rPr>
           </w:pPr>
-          <w:hyperlink w:anchor="_Toc244273501" w:history="1">
+          <w:hyperlink w:anchor="_Toc244275618" w:history="1">
             <w:r>
               <w:rPr>
                 <w:rStyle w:val="Hyperlink"/>
@@ -972,7 +990,7 @@
               <w:rPr>
                 <w:noProof/>
               </w:rPr>
-              <w:instrText xml:space="preserve"> PAGEREF _Toc244273501 \h </w:instrText>
+              <w:instrText xml:space="preserve"> PAGEREF _Toc244275618 \h </w:instrText>
             </w:r>
             <w:r>
               <w:rPr>
@@ -1014,7 +1032,7 @@
               <w14:ligatures w14:val="standardContextual"/>
             </w:rPr>
           </w:pPr>
-          <w:hyperlink w:anchor="_Toc244273502" w:history="1">
+          <w:hyperlink w:anchor="_Toc244275619" w:history="1">
             <w:r>
               <w:rPr>
                 <w:rStyle w:val="Hyperlink"/>
@@ -1038,7 +1056,7 @@
               <w:rPr>
                 <w:noProof/>
               </w:rPr>
-              <w:instrText xml:space="preserve"> PAGEREF _Toc244273502 \h </w:instrText>
+              <w:instrText xml:space="preserve"> PAGEREF _Toc244275619 \h </w:instrText>
             </w:r>
             <w:r>
               <w:rPr>
@@ -1080,7 +1098,7 @@
               <w14:ligatures w14:val="standardContextual"/>
             </w:rPr>
           </w:pPr>
-          <w:hyperlink w:anchor="_Toc244273503" w:history="1">
+          <w:hyperlink w:anchor="_Toc244275620" w:history="1">
             <w:r>
               <w:rPr>
                 <w:rStyle w:val="Hyperlink"/>
@@ -1104,7 +1122,7 @@
               <w:rPr>
                 <w:noProof/>
               </w:rPr>
-              <w:instrText xml:space="preserve"> PAGEREF _Toc244273503 \h </w:instrText>
+              <w:instrText xml:space="preserve"> PAGEREF _Toc244275620 \h </w:instrText>
             </w:r>
             <w:r>
               <w:rPr>
@@ -1146,7 +1164,7 @@
               <w14:ligatures w14:val="standardContextual"/>
             </w:rPr>
           </w:pPr>
-          <w:hyperlink w:anchor="_Toc244273504" w:history="1">
+          <w:hyperlink w:anchor="_Toc244275621" w:history="1">
             <w:r>
               <w:rPr>
                 <w:rStyle w:val="Hyperlink"/>
@@ -1170,7 +1188,7 @@
               <w:rPr>
                 <w:noProof/>
               </w:rPr>
-              <w:instrText xml:space="preserve"> PAGEREF _Toc244273504 \h </w:instrText>
+              <w:instrText xml:space="preserve"> PAGEREF _Toc244275621 \h </w:instrText>
             </w:r>
             <w:r>
               <w:rPr>
@@ -1212,7 +1230,7 @@
               <w14:ligatures w14:val="standardContextual"/>
             </w:rPr>
           </w:pPr>
-          <w:hyperlink w:anchor="_Toc244273505" w:history="1">
+          <w:hyperlink w:anchor="_Toc244275622" w:history="1">
             <w:r>
               <w:rPr>
                 <w:rStyle w:val="Hyperlink"/>
@@ -1236,7 +1254,7 @@
               <w:rPr>
                 <w:noProof/>
               </w:rPr>
-              <w:instrText xml:space="preserve"> PAGEREF _Toc244273505 \h </w:instrText>
+              <w:instrText xml:space="preserve"> PAGEREF _Toc244275622 \h </w:instrText>
             </w:r>
             <w:r>
               <w:rPr>
@@ -1278,7 +1296,7 @@
               <w14:ligatures w14:val="standardContextual"/>
             </w:rPr>
           </w:pPr>
-          <w:hyperlink w:anchor="_Toc244273506" w:history="1">
+          <w:hyperlink w:anchor="_Toc244275623" w:history="1">
             <w:r>
               <w:rPr>
                 <w:rStyle w:val="Hyperlink"/>
@@ -1302,7 +1320,7 @@
               <w:rPr>
                 <w:noProof/>
               </w:rPr>
-              <w:instrText xml:space="preserve"> PAGEREF _Toc244273506 \h </w:instrText>
+              <w:instrText xml:space="preserve"> PAGEREF _Toc244275623 \h </w:instrText>
             </w:r>
             <w:r>
               <w:rPr>
@@ -1319,7 +1337,7 @@
               <w:rPr>
                 <w:noProof/>
               </w:rPr>
-              <w:t>14</w:t>
+              <w:t>15</w:t>
             </w:r>
             <w:r>
               <w:rPr>
@@ -1344,7 +1362,7 @@
               <w14:ligatures w14:val="standardContextual"/>
             </w:rPr>
           </w:pPr>
-          <w:hyperlink w:anchor="_Toc244273507" w:history="1">
+          <w:hyperlink w:anchor="_Toc244275624" w:history="1">
             <w:r>
               <w:rPr>
                 <w:rStyle w:val="Hyperlink"/>
@@ -1368,7 +1386,7 @@
               <w:rPr>
                 <w:noProof/>
               </w:rPr>
-              <w:instrText xml:space="preserve"> PAGEREF _Toc244273507 \h </w:instrText>
+              <w:instrText xml:space="preserve"> PAGEREF _Toc244275624 \h </w:instrText>
             </w:r>
             <w:r>
               <w:rPr>
@@ -1385,7 +1403,7 @@
               <w:rPr>
                 <w:noProof/>
               </w:rPr>
-              <w:t>16</w:t>
+              <w:t>17</w:t>
             </w:r>
             <w:r>
               <w:rPr>
@@ -1410,7 +1428,7 @@
               <w14:ligatures w14:val="standardContextual"/>
             </w:rPr>
           </w:pPr>
-          <w:hyperlink w:anchor="_Toc244273508" w:history="1">
+          <w:hyperlink w:anchor="_Toc244275625" w:history="1">
             <w:r>
               <w:rPr>
                 <w:rStyle w:val="Hyperlink"/>
@@ -1434,7 +1452,7 @@
               <w:rPr>
                 <w:noProof/>
               </w:rPr>
-              <w:instrText xml:space="preserve"> PAGEREF _Toc244273508 \h </w:instrText>
+              <w:instrText xml:space="preserve"> PAGEREF _Toc244275625 \h </w:instrText>
             </w:r>
             <w:r>
               <w:rPr>
@@ -1451,7 +1469,7 @@
               <w:rPr>
                 <w:noProof/>
               </w:rPr>
-              <w:t>18</w:t>
+              <w:t>19</w:t>
             </w:r>
             <w:r>
               <w:rPr>
@@ -1476,7 +1494,7 @@
               <w14:ligatures w14:val="standardContextual"/>
             </w:rPr>
           </w:pPr>
-          <w:hyperlink w:anchor="_Toc244273509" w:history="1">
+          <w:hyperlink w:anchor="_Toc244275626" w:history="1">
             <w:r>
               <w:rPr>
                 <w:rStyle w:val="Hyperlink"/>
@@ -1500,7 +1518,7 @@
               <w:rPr>
                 <w:noProof/>
               </w:rPr>
-              <w:instrText xml:space="preserve"> PAGEREF _Toc244273509 \h </w:instrText>
+              <w:instrText xml:space="preserve"> PAGEREF _Toc244275626 \h </w:instrText>
             </w:r>
             <w:r>
               <w:rPr>
@@ -1517,7 +1535,7 @@
               <w:rPr>
                 <w:noProof/>
               </w:rPr>
-              <w:t>20</w:t>
+              <w:t>21</w:t>
             </w:r>
             <w:r>
               <w:rPr>
@@ -1542,7 +1560,7 @@
               <w14:ligatures w14:val="standardContextual"/>
             </w:rPr>
           </w:pPr>
-          <w:hyperlink w:anchor="_Toc244273510" w:history="1">
+          <w:hyperlink w:anchor="_Toc244275627" w:history="1">
             <w:r>
               <w:rPr>
                 <w:rStyle w:val="Hyperlink"/>
@@ -1566,7 +1584,7 @@
               <w:rPr>
                 <w:noProof/>
               </w:rPr>
-              <w:instrText xml:space="preserve"> PAGEREF _Toc244273510 \h </w:instrText>
+              <w:instrText xml:space="preserve"> PAGEREF _Toc244275627 \h </w:instrText>
             </w:r>
             <w:r>
               <w:rPr>
@@ -1583,7 +1601,7 @@
               <w:rPr>
                 <w:noProof/>
               </w:rPr>
-              <w:t>22</w:t>
+              <w:t>23</w:t>
             </w:r>
             <w:r>
               <w:rPr>
@@ -1608,7 +1626,7 @@
               <w14:ligatures w14:val="standardContextual"/>
             </w:rPr>
           </w:pPr>
-          <w:hyperlink w:anchor="_Toc244273511" w:history="1">
+          <w:hyperlink w:anchor="_Toc244275628" w:history="1">
             <w:r>
               <w:rPr>
                 <w:rStyle w:val="Hyperlink"/>
@@ -1632,7 +1650,7 @@
               <w:rPr>
                 <w:noProof/>
               </w:rPr>
-              <w:instrText xml:space="preserve"> PAGEREF _Toc244273511 \h </w:instrText>
+              <w:instrText xml:space="preserve"> PAGEREF _Toc244275628 \h </w:instrText>
             </w:r>
             <w:r>
               <w:rPr>
@@ -1649,7 +1667,7 @@
               <w:rPr>
                 <w:noProof/>
               </w:rPr>
-              <w:t>24</w:t>
+              <w:t>25</w:t>
             </w:r>
             <w:r>
               <w:rPr>
@@ -1674,7 +1692,7 @@
               <w14:ligatures w14:val="standardContextual"/>
             </w:rPr>
           </w:pPr>
-          <w:hyperlink w:anchor="_Toc244273512" w:history="1">
+          <w:hyperlink w:anchor="_Toc244275629" w:history="1">
             <w:r>
               <w:rPr>
                 <w:rStyle w:val="Hyperlink"/>
@@ -1698,7 +1716,7 @@
               <w:rPr>
                 <w:noProof/>
               </w:rPr>
-              <w:instrText xml:space="preserve"> PAGEREF _Toc244273512 \h </w:instrText>
+              <w:instrText xml:space="preserve"> PAGEREF _Toc244275629 \h </w:instrText>
             </w:r>
             <w:r>
               <w:rPr>
@@ -1715,7 +1733,7 @@
               <w:rPr>
                 <w:noProof/>
               </w:rPr>
-              <w:t>25</w:t>
+              <w:t>26</w:t>
             </w:r>
             <w:r>
               <w:rPr>
@@ -1740,7 +1758,7 @@
               <w14:ligatures w14:val="standardContextual"/>
             </w:rPr>
           </w:pPr>
-          <w:hyperlink w:anchor="_Toc244273513" w:history="1">
+          <w:hyperlink w:anchor="_Toc244275630" w:history="1">
             <w:r>
               <w:rPr>
                 <w:rStyle w:val="Hyperlink"/>
@@ -1764,7 +1782,7 @@
               <w:rPr>
                 <w:noProof/>
               </w:rPr>
-              <w:instrText xml:space="preserve"> PAGEREF _Toc244273513 \h </w:instrText>
+              <w:instrText xml:space="preserve"> PAGEREF _Toc244275630 \h </w:instrText>
             </w:r>
             <w:r>
               <w:rPr>
@@ -1781,7 +1799,7 @@
               <w:rPr>
                 <w:noProof/>
               </w:rPr>
-              <w:t>25</w:t>
+              <w:t>26</w:t>
             </w:r>
             <w:r>
               <w:rPr>
@@ -1806,7 +1824,7 @@
               <w14:ligatures w14:val="standardContextual"/>
             </w:rPr>
           </w:pPr>
-          <w:hyperlink w:anchor="_Toc244273514" w:history="1">
+          <w:hyperlink w:anchor="_Toc244275631" w:history="1">
             <w:r>
               <w:rPr>
                 <w:rStyle w:val="Hyperlink"/>
@@ -1830,7 +1848,7 @@
               <w:rPr>
                 <w:noProof/>
               </w:rPr>
-              <w:instrText xml:space="preserve"> PAGEREF _Toc244273514 \h </w:instrText>
+              <w:instrText xml:space="preserve"> PAGEREF _Toc244275631 \h </w:instrText>
             </w:r>
             <w:r>
               <w:rPr>
@@ -1847,7 +1865,7 @@
               <w:rPr>
                 <w:noProof/>
               </w:rPr>
-              <w:t>25</w:t>
+              <w:t>26</w:t>
             </w:r>
             <w:r>
               <w:rPr>
@@ -1872,7 +1890,7 @@
           <w:bottom w:val="single" w:sz="12" w:space="6" w:color="1F2A44"/>
         </w:pBdr>
       </w:pPr>
-      <w:bookmarkStart w:id="0" w:name="_Toc244273500"/>
+      <w:bookmarkStart w:id="0" w:name="_Toc244275617"/>
       <w:r>
         <w:lastRenderedPageBreak/>
         <w:t>1. Executive summary</w:t>
@@ -2175,7 +2193,15 @@
                 <w:sz w:val="20"/>
                 <w:szCs w:val="20"/>
               </w:rPr>
-              <w:t>, and Refresh data from 2.1 s to 1.3 s. After the first deploy alone it was still about 2.0 s, which confirmed that the three sequential hops, not the call count, were the cost. A hard page load is about 1.6 s (1.1 to 2.0 s). PERF-05 is only partly done: the payload is 32 percent smaller (403 to 274 KB) but the Python source is still sent twice.</w:t>
+              <w:t>, and Refresh data from 2.1 s to 1.3 s. After the first deploy alone it was still about 2.0 s, which confirmed that the three sequential hops, not the call count, were the cost. A hard page load is about 1.1 to 1.6 s. A third change, starting the session check and the workspace request together, cut the load from about 380 to about 240 ms on a local setup but made no measurable difference on production (median 889 ms over 16 fetches, against 871 ms). PERF-05 is only partly done: the payload is 32 percent sm</w:t>
+            </w:r>
+            <w:r>
+              <w:rPr>
+                <w:color w:val="111827"/>
+                <w:sz w:val="20"/>
+                <w:szCs w:val="20"/>
+              </w:rPr>
+              <w:t>aller (403 to 274 KB) but the Python source is still sent twice.</w:t>
             </w:r>
           </w:p>
           <w:p>
@@ -3790,7 +3816,7 @@
         </w:rPr>
         <w:lastRenderedPageBreak/>
         <w:drawing>
-          <wp:inline distT="0" distB="0" distL="0" distR="0" wp14:anchorId="683DD04E" wp14:editId="266D2052">
+          <wp:inline distT="0" distB="0" distL="0" distR="0" wp14:anchorId="333C5F1B" wp14:editId="2E19650D">
             <wp:extent cx="4381500" cy="2990850"/>
             <wp:effectExtent l="0" t="0" r="0" b="0"/>
             <wp:docPr id="1" name="priority.png" descr="Figure 0. Impact versus effort. PERF-01 and PERF-04 are the quick wins; PERF-02 is the larger bet." title="Figure 0. Impact versus effort. PERF-01 and PERF-04 are the quick wins; PERF-02 is the larger bet."/>
@@ -3853,7 +3879,7 @@
           <w:bottom w:val="single" w:sz="12" w:space="6" w:color="1F2A44"/>
         </w:pBdr>
       </w:pPr>
-      <w:bookmarkStart w:id="1" w:name="_Toc244273501"/>
+      <w:bookmarkStart w:id="1" w:name="_Toc244275618"/>
       <w:r>
         <w:lastRenderedPageBreak/>
         <w:t>2. How to read this notebook</w:t>
@@ -5193,7 +5219,7 @@
           <w:bottom w:val="single" w:sz="12" w:space="6" w:color="1F2A44"/>
         </w:pBdr>
       </w:pPr>
-      <w:bookmarkStart w:id="2" w:name="_Toc244273502"/>
+      <w:bookmarkStart w:id="2" w:name="_Toc244275619"/>
       <w:r>
         <w:lastRenderedPageBreak/>
         <w:t>3. Measurement method and baseline</w:t>
@@ -8038,7 +8064,7 @@
           <w:bottom w:val="single" w:sz="12" w:space="6" w:color="1F2A44"/>
         </w:pBdr>
       </w:pPr>
-      <w:bookmarkStart w:id="3" w:name="_Toc244273503"/>
+      <w:bookmarkStart w:id="3" w:name="_Toc244275620"/>
       <w:r>
         <w:lastRenderedPageBreak/>
         <w:t>4. The issues</w:t>
@@ -8067,7 +8093,7 @@
         </w:pBdr>
         <w:spacing w:before="200" w:after="140"/>
       </w:pPr>
-      <w:bookmarkStart w:id="4" w:name="_Toc244273504"/>
+      <w:bookmarkStart w:id="4" w:name="_Toc244275621"/>
       <w:r>
         <w:rPr>
           <w:color w:val="B42318"/>
@@ -8949,7 +8975,7 @@
         </w:rPr>
         <w:lastRenderedPageBreak/>
         <w:drawing>
-          <wp:inline distT="0" distB="0" distL="0" distR="0" wp14:anchorId="437DB76A" wp14:editId="48F23E3D">
+          <wp:inline distT="0" distB="0" distL="0" distR="0" wp14:anchorId="1F468030" wp14:editId="6EB06A75">
             <wp:extent cx="4476750" cy="2419350"/>
             <wp:effectExtent l="0" t="0" r="0" b="0"/>
             <wp:docPr id="2" name="tab_timing.png" descr="Figure 1. Time until the UI changed, per click. Red bars are revisits." title="Figure 1. Time until the UI changed, per click. Red bars are revisits."/>
@@ -9015,7 +9041,7 @@
           <w:noProof/>
         </w:rPr>
         <w:drawing>
-          <wp:inline distT="0" distB="0" distL="0" distR="0" wp14:anchorId="104A971C" wp14:editId="1893C4B2">
+          <wp:inline distT="0" distB="0" distL="0" distR="0" wp14:anchorId="00F0ED1D" wp14:editId="35C52683">
             <wp:extent cx="4762500" cy="2990850"/>
             <wp:effectExtent l="0" t="0" r="0" b="0"/>
             <wp:docPr id="3" name="flow.png" descr="Figure 2. The navigation path today versus the proposed one." title="Figure 2. The navigation path today versus the proposed one."/>
@@ -10165,7 +10191,7 @@
           <w:sz w:val="19"/>
           <w:szCs w:val="19"/>
         </w:rPr>
-        <w:t xml:space="preserve"> and </w:t>
+        <w:t xml:space="preserve">, </w:t>
       </w:r>
       <w:r>
         <w:rPr>
@@ -10176,6 +10202,26 @@
           <w:shd w:val="clear" w:color="auto" w:fill="F3F4F6"/>
         </w:rPr>
         <w:t>1b1eb67</w:t>
+      </w:r>
+      <w:r>
+        <w:rPr>
+          <w:i/>
+          <w:iCs/>
+          <w:color w:val="6B7280"/>
+          <w:sz w:val="19"/>
+          <w:szCs w:val="19"/>
+        </w:rPr>
+        <w:t xml:space="preserve"> and </w:t>
+      </w:r>
+      <w:r>
+        <w:rPr>
+          <w:rFonts w:ascii="Consolas" w:eastAsia="Consolas" w:hAnsi="Consolas" w:cs="Consolas"/>
+          <w:color w:val="6B7280"/>
+          <w:sz w:val="17"/>
+          <w:szCs w:val="17"/>
+          <w:shd w:val="clear" w:color="auto" w:fill="F3F4F6"/>
+        </w:rPr>
+        <w:t>e9076bc</w:t>
       </w:r>
       <w:r>
         <w:rPr>
@@ -11317,7 +11363,7 @@
         </w:pBdr>
         <w:spacing w:before="0" w:after="140"/>
       </w:pPr>
-      <w:bookmarkStart w:id="5" w:name="_Toc244273505"/>
+      <w:bookmarkStart w:id="5" w:name="_Toc244275622"/>
       <w:r>
         <w:rPr>
           <w:color w:val="B42318"/>
@@ -11846,13 +11892,7 @@
         <w:rPr>
           <w:color w:val="111827"/>
         </w:rPr>
-        <w:t>The total is 5 + 4N + G</w:t>
-      </w:r>
-      <w:r>
-        <w:rPr>
-          <w:color w:val="111827"/>
-        </w:rPr>
-        <w:t xml:space="preserve"> calls, where N is the number of runs and G the number of generations. For this experiment that is 5 + 12 + 16 = 33 calls in 3 dependent hops, because step 3 needs the lists from step 2, and step 2 needs the session from step 1.</w:t>
+        <w:t>The total is 5 + 4N + G calls, where N is the number of runs and G the number of generations. For this experiment that is 5 + 12 + 16 = 33 calls in 3 dependent hops, because step 3 needs the lists from step 2, and step 2 needs the session from step 1.</w:t>
       </w:r>
     </w:p>
     <w:p>
@@ -12016,7 +12056,7 @@
           <w:noProof/>
         </w:rPr>
         <w:drawing>
-          <wp:inline distT="0" distB="0" distL="0" distR="0" wp14:anchorId="77EDAAFD" wp14:editId="73C5B34E">
+          <wp:inline distT="0" distB="0" distL="0" distR="0" wp14:anchorId="6763332D" wp14:editId="63AF2481">
             <wp:extent cx="5715000" cy="2705100"/>
             <wp:effectExtent l="0" t="0" r="0" b="0"/>
             <wp:docPr id="4" name="stream_timeline.png" descr="Figure 3. One Lineage response, chunk by chunk. The data arrives in a single burst." title="Figure 3. One Lineage response, chunk by chunk. The data arrives in a single burst."/>
@@ -12083,7 +12123,7 @@
         </w:rPr>
         <w:lastRenderedPageBreak/>
         <w:drawing>
-          <wp:inline distT="0" distB="0" distL="0" distR="0" wp14:anchorId="027C99DF" wp14:editId="0127AE19">
+          <wp:inline distT="0" distB="0" distL="0" distR="0" wp14:anchorId="51185CED" wp14:editId="2EB1D7CD">
             <wp:extent cx="5715000" cy="2762250"/>
             <wp:effectExtent l="0" t="0" r="0" b="0"/>
             <wp:docPr id="5" name="hops.png" descr="Figure 4. The inferred shape of the three hops. The timing needed to confirm it exists now (PERF-07) but has not been read from production yet." title="Figure 4. The inferred shape of the three hops. The timing needed to confirm it exists now (PERF-07) but has not been read from production yet."/>
@@ -12861,7 +12901,17 @@
           <w:sz w:val="19"/>
           <w:szCs w:val="19"/>
         </w:rPr>
-        <w:t>The Expected</w:t>
+        <w:t xml:space="preserve">The Expected column is the hypothesis, written before any code. The Actual column was filled in on 30 October 2026 by re-running the same method on production after each deploy (commits </w:t>
+      </w:r>
+      <w:r>
+        <w:rPr>
+          <w:rFonts w:ascii="Consolas" w:eastAsia="Consolas" w:hAnsi="Consolas" w:cs="Consolas"/>
+          <w:color w:val="6B7280"/>
+          <w:sz w:val="17"/>
+          <w:szCs w:val="17"/>
+          <w:shd w:val="clear" w:color="auto" w:fill="F3F4F6"/>
+        </w:rPr>
+        <w:t>379c83c</w:t>
       </w:r>
       <w:r>
         <w:rPr>
@@ -12871,7 +12921,7 @@
           <w:sz w:val="19"/>
           <w:szCs w:val="19"/>
         </w:rPr>
-        <w:t xml:space="preserve"> column is the hypothesis, written before any code. The Actual column was filled in on 30 October 2026 by re-running the same method on production after each deploy (commits </w:t>
+        <w:t xml:space="preserve">, </w:t>
       </w:r>
       <w:r>
         <w:rPr>
@@ -12881,7 +12931,7 @@
           <w:szCs w:val="17"/>
           <w:shd w:val="clear" w:color="auto" w:fill="F3F4F6"/>
         </w:rPr>
-        <w:t>379c83c</w:t>
+        <w:t>1b1eb67</w:t>
       </w:r>
       <w:r>
         <w:rPr>
@@ -12901,7 +12951,7 @@
           <w:szCs w:val="17"/>
           <w:shd w:val="clear" w:color="auto" w:fill="F3F4F6"/>
         </w:rPr>
-        <w:t>1b1eb67</w:t>
+        <w:t>e9076bc</w:t>
       </w:r>
       <w:r>
         <w:rPr>
@@ -13352,7 +13402,7 @@
                 <w:sz w:val="19"/>
                 <w:szCs w:val="19"/>
               </w:rPr>
-              <w:t>2 (the session check, then the workspace request), measured the same way. The target was 1; the session check still runs first. Mostly met.</w:t>
+              <w:t>After the second deploy: 2 (the session check, then the workspace request). After the third (e9076bc) the two start together, so 1 round trip deep, 2 backend calls (the page title now shares the workspace request); measured on a real backend with a local proxy, not visible on production. Met locally.</w:t>
             </w:r>
           </w:p>
         </w:tc>
@@ -13491,7 +13541,7 @@
                 <w:sz w:val="19"/>
                 <w:szCs w:val="19"/>
               </w:rPr>
-              <w:t>First deploy: about 2.0 s, unchanged. Second deploy: server render 834 to 1073 ms, median 871 ms (5 fetches); hard page load 1117 to 1994 ms, median 1604 ms (3 loads). The expected 0.5 to 0.8 s was not quite reached. Mostly met.</w:t>
+              <w:t>First deploy: about 2.0 s, unchanged. Second deploy: server render 834 to 1073 ms, median 871 ms (5 fetches); hard page load 1117 to 1994 ms, median 1604 ms (3 loads). The expected 0.5 to 0.8 s was not quite reached. After the third deploy: server render median 889 ms over 16 fetches (range 749 to 1697), hard page load 1062 to 1215 ms; no measurable change in the server render. Mostly met.</w:t>
             </w:r>
           </w:p>
         </w:tc>
@@ -13688,6 +13738,7 @@
                 <w:bCs/>
                 <w:color w:val="0F766E"/>
               </w:rPr>
+              <w:lastRenderedPageBreak/>
               <w:t>What to learn from the gap</w:t>
             </w:r>
           </w:p>
@@ -13701,7 +13752,7 @@
                 <w:sz w:val="20"/>
                 <w:szCs w:val="20"/>
               </w:rPr>
-              <w:t>The note predicted this, and production confirmed it in two steps. Cutting the calls from 33 to 18 in the same three hops changed nothing (about 2.0 s). Removing a hop with the single workspace request brought the server render to 871 ms. So the cost is round trips, not call count or payload. Measured on a real backend with a 150 ms simulated round trip, the page load went from about 660 ms (3 hops, 18 calls) to about 380 ms (2 hops, 3 calls). What is left is the session check running ahead of the data requ</w:t>
+              <w:t>The note predicted this, and production confirmed it in two steps. Cutting the calls from 33 to 18 in the same three hops changed nothing (about 2.0 s). Removing a hop with the single workspace request brought the server render to 871 ms. So the cost is round trips, not call count or payload. Measured on a real backend with a 150 ms simulated round trip, the page load went from about 660 ms (3 hops, 18 calls) to about 380 ms (2 hops, 3 calls). What was left was the session check running ahead of the data re</w:t>
             </w:r>
             <w:r>
               <w:rPr>
@@ -13709,7 +13760,15 @@
                 <w:sz w:val="20"/>
                 <w:szCs w:val="20"/>
               </w:rPr>
-              <w:t>est; running them together would save about another round trip.</w:t>
+              <w:t>quest. Running them together took the local load from about 380 to about 240 ms, but on production the server render did not move (871 ms before, 889 ms after, both inside the run-to-run spread). The likeliest reason is that the production session check is short (tens of milliseconds, not the 150 ms the local proxy adds), so little was left to overlap. The remaining 0.8 to 0.9 s is probably inside the backend request itself (database round trips, building a 274 KB response); only the Server-Timing numbers f</w:t>
+            </w:r>
+            <w:r>
+              <w:rPr>
+                <w:color w:val="111827"/>
+                <w:sz w:val="20"/>
+                <w:szCs w:val="20"/>
+              </w:rPr>
+              <w:t>rom the hosting logs can show that.</w:t>
             </w:r>
           </w:p>
         </w:tc>
@@ -13725,7 +13784,7 @@
         </w:pBdr>
         <w:spacing w:before="0" w:after="140"/>
       </w:pPr>
-      <w:bookmarkStart w:id="6" w:name="_Toc244273506"/>
+      <w:bookmarkStart w:id="6" w:name="_Toc244275623"/>
       <w:r>
         <w:rPr>
           <w:color w:val="B42318"/>
@@ -14353,7 +14412,7 @@
           <w:noProof/>
         </w:rPr>
         <w:drawing>
-          <wp:inline distT="0" distB="0" distL="0" distR="0" wp14:anchorId="6A4E9D65" wp14:editId="64F911E3">
+          <wp:inline distT="0" distB="0" distL="0" distR="0" wp14:anchorId="77B095EE" wp14:editId="4C74D015">
             <wp:extent cx="5715000" cy="2609850"/>
             <wp:effectExtent l="0" t="0" r="0" b="0"/>
             <wp:docPr id="6" name="rate_limit.png" descr="Figure 5. Generations missing their manifest, and the response size, over consecutive page loads." title="Figure 5. Generations missing their manifest, and the response size, over consecutive page loads."/>
@@ -15170,7 +15229,7 @@
           <w:sz w:val="19"/>
           <w:szCs w:val="19"/>
         </w:rPr>
-        <w:t xml:space="preserve"> and </w:t>
+        <w:t xml:space="preserve">, </w:t>
       </w:r>
       <w:r>
         <w:rPr>
@@ -15181,6 +15240,26 @@
           <w:shd w:val="clear" w:color="auto" w:fill="F3F4F6"/>
         </w:rPr>
         <w:t>1b1eb67</w:t>
+      </w:r>
+      <w:r>
+        <w:rPr>
+          <w:i/>
+          <w:iCs/>
+          <w:color w:val="6B7280"/>
+          <w:sz w:val="19"/>
+          <w:szCs w:val="19"/>
+        </w:rPr>
+        <w:t xml:space="preserve"> and </w:t>
+      </w:r>
+      <w:r>
+        <w:rPr>
+          <w:rFonts w:ascii="Consolas" w:eastAsia="Consolas" w:hAnsi="Consolas" w:cs="Consolas"/>
+          <w:color w:val="6B7280"/>
+          <w:sz w:val="17"/>
+          <w:szCs w:val="17"/>
+          <w:shd w:val="clear" w:color="auto" w:fill="F3F4F6"/>
+        </w:rPr>
+        <w:t>e9076bc</w:t>
       </w:r>
       <w:r>
         <w:rPr>
@@ -15786,7 +15865,7 @@
         </w:pBdr>
         <w:spacing w:before="0" w:after="140"/>
       </w:pPr>
-      <w:bookmarkStart w:id="7" w:name="_Toc244273507"/>
+      <w:bookmarkStart w:id="7" w:name="_Toc244275624"/>
       <w:r>
         <w:rPr>
           <w:color w:val="B42318"/>
@@ -16747,7 +16826,7 @@
           <w:sz w:val="19"/>
           <w:szCs w:val="19"/>
         </w:rPr>
-        <w:t xml:space="preserve"> and </w:t>
+        <w:t xml:space="preserve">, </w:t>
       </w:r>
       <w:r>
         <w:rPr>
@@ -16758,6 +16837,26 @@
           <w:shd w:val="clear" w:color="auto" w:fill="F3F4F6"/>
         </w:rPr>
         <w:t>1b1eb67</w:t>
+      </w:r>
+      <w:r>
+        <w:rPr>
+          <w:i/>
+          <w:iCs/>
+          <w:color w:val="6B7280"/>
+          <w:sz w:val="19"/>
+          <w:szCs w:val="19"/>
+        </w:rPr>
+        <w:t xml:space="preserve"> and </w:t>
+      </w:r>
+      <w:r>
+        <w:rPr>
+          <w:rFonts w:ascii="Consolas" w:eastAsia="Consolas" w:hAnsi="Consolas" w:cs="Consolas"/>
+          <w:color w:val="6B7280"/>
+          <w:sz w:val="17"/>
+          <w:szCs w:val="17"/>
+          <w:shd w:val="clear" w:color="auto" w:fill="F3F4F6"/>
+        </w:rPr>
+        <w:t>e9076bc</w:t>
       </w:r>
       <w:r>
         <w:rPr>
@@ -17363,7 +17462,7 @@
         </w:pBdr>
         <w:spacing w:before="0" w:after="140"/>
       </w:pPr>
-      <w:bookmarkStart w:id="8" w:name="_Toc244273508"/>
+      <w:bookmarkStart w:id="8" w:name="_Toc244275625"/>
       <w:r>
         <w:rPr>
           <w:color w:val="B42318"/>
@@ -18537,7 +18636,7 @@
           <w:noProof/>
         </w:rPr>
         <w:drawing>
-          <wp:inline distT="0" distB="0" distL="0" distR="0" wp14:anchorId="42301545" wp14:editId="49ACCFCF">
+          <wp:inline distT="0" distB="0" distL="0" distR="0" wp14:anchorId="385FA2F3" wp14:editId="47FB1EA4">
             <wp:extent cx="3810000" cy="1828800"/>
             <wp:effectExtent l="0" t="0" r="0" b="0"/>
             <wp:docPr id="7" name="payload.png" descr="Figure 6. What the page ships to the browser, with and without manifests." title="Figure 6. What the page ships to the browser, with and without manifests."/>
@@ -18979,7 +19078,7 @@
           <w:sz w:val="19"/>
           <w:szCs w:val="19"/>
         </w:rPr>
-        <w:t xml:space="preserve"> and </w:t>
+        <w:t xml:space="preserve">, </w:t>
       </w:r>
       <w:r>
         <w:rPr>
@@ -18990,6 +19089,26 @@
           <w:shd w:val="clear" w:color="auto" w:fill="F3F4F6"/>
         </w:rPr>
         <w:t>1b1eb67</w:t>
+      </w:r>
+      <w:r>
+        <w:rPr>
+          <w:i/>
+          <w:iCs/>
+          <w:color w:val="6B7280"/>
+          <w:sz w:val="19"/>
+          <w:szCs w:val="19"/>
+        </w:rPr>
+        <w:t xml:space="preserve"> and </w:t>
+      </w:r>
+      <w:r>
+        <w:rPr>
+          <w:rFonts w:ascii="Consolas" w:eastAsia="Consolas" w:hAnsi="Consolas" w:cs="Consolas"/>
+          <w:color w:val="6B7280"/>
+          <w:sz w:val="17"/>
+          <w:szCs w:val="17"/>
+          <w:shd w:val="clear" w:color="auto" w:fill="F3F4F6"/>
+        </w:rPr>
+        <w:t>e9076bc</w:t>
       </w:r>
       <w:r>
         <w:rPr>
@@ -19823,7 +19942,7 @@
         </w:pBdr>
         <w:spacing w:before="0" w:after="140"/>
       </w:pPr>
-      <w:bookmarkStart w:id="9" w:name="_Toc244273509"/>
+      <w:bookmarkStart w:id="9" w:name="_Toc244275626"/>
       <w:r>
         <w:rPr>
           <w:color w:val="B42318"/>
@@ -21416,7 +21535,7 @@
           <w:sz w:val="19"/>
           <w:szCs w:val="19"/>
         </w:rPr>
-        <w:t xml:space="preserve"> and </w:t>
+        <w:t xml:space="preserve">, </w:t>
       </w:r>
       <w:r>
         <w:rPr>
@@ -21427,6 +21546,26 @@
           <w:shd w:val="clear" w:color="auto" w:fill="F3F4F6"/>
         </w:rPr>
         <w:t>1b1eb67</w:t>
+      </w:r>
+      <w:r>
+        <w:rPr>
+          <w:i/>
+          <w:iCs/>
+          <w:color w:val="6B7280"/>
+          <w:sz w:val="19"/>
+          <w:szCs w:val="19"/>
+        </w:rPr>
+        <w:t xml:space="preserve"> and </w:t>
+      </w:r>
+      <w:r>
+        <w:rPr>
+          <w:rFonts w:ascii="Consolas" w:eastAsia="Consolas" w:hAnsi="Consolas" w:cs="Consolas"/>
+          <w:color w:val="6B7280"/>
+          <w:sz w:val="17"/>
+          <w:szCs w:val="17"/>
+          <w:shd w:val="clear" w:color="auto" w:fill="F3F4F6"/>
+        </w:rPr>
+        <w:t>e9076bc</w:t>
       </w:r>
       <w:r>
         <w:rPr>
@@ -21893,7 +22032,7 @@
         </w:pBdr>
         <w:spacing w:before="0" w:after="140"/>
       </w:pPr>
-      <w:bookmarkStart w:id="10" w:name="_Toc244273510"/>
+      <w:bookmarkStart w:id="10" w:name="_Toc244275627"/>
       <w:r>
         <w:rPr>
           <w:color w:val="B42318"/>
@@ -22735,7 +22874,7 @@
           <w:sz w:val="19"/>
           <w:szCs w:val="19"/>
         </w:rPr>
-        <w:t xml:space="preserve"> and </w:t>
+        <w:t xml:space="preserve">, </w:t>
       </w:r>
       <w:r>
         <w:rPr>
@@ -22746,6 +22885,26 @@
           <w:shd w:val="clear" w:color="auto" w:fill="F3F4F6"/>
         </w:rPr>
         <w:t>1b1eb67</w:t>
+      </w:r>
+      <w:r>
+        <w:rPr>
+          <w:i/>
+          <w:iCs/>
+          <w:color w:val="6B7280"/>
+          <w:sz w:val="19"/>
+          <w:szCs w:val="19"/>
+        </w:rPr>
+        <w:t xml:space="preserve"> and </w:t>
+      </w:r>
+      <w:r>
+        <w:rPr>
+          <w:rFonts w:ascii="Consolas" w:eastAsia="Consolas" w:hAnsi="Consolas" w:cs="Consolas"/>
+          <w:color w:val="6B7280"/>
+          <w:sz w:val="17"/>
+          <w:szCs w:val="17"/>
+          <w:shd w:val="clear" w:color="auto" w:fill="F3F4F6"/>
+        </w:rPr>
+        <w:t>e9076bc</w:t>
       </w:r>
       <w:r>
         <w:rPr>
@@ -23250,7 +23409,7 @@
                 <w:sz w:val="19"/>
                 <w:szCs w:val="19"/>
               </w:rPr>
-              <w:t>Supported by two production measurements rather than the log: calls fell 33 to 18 with no speed-up, then removing a hop cut the server render from 2.0 s to 0.87 s, which is what the hop model predicts. Locally, the server-side part of the workspace request took 11 to 14 ms, so the time is round trips. The per-part numbers from production are still to be read.</w:t>
+              <w:t>Supported by two production measurements rather than the log: calls fell 33 to 18 with no speed-up, then removing a hop cut the server render from 2.0 s to 0.87 s, which is what the hop model predicts. Locally, the server-side part of the workspace request took 11 to 14 ms, so the time is round trips. The per-part numbers from production are still to be read, and are now the way to see where the remaining 0.85 s goes.</w:t>
             </w:r>
           </w:p>
         </w:tc>
@@ -23266,7 +23425,7 @@
         </w:pBdr>
         <w:spacing w:before="0" w:after="140"/>
       </w:pPr>
-      <w:bookmarkStart w:id="11" w:name="_Toc244273511"/>
+      <w:bookmarkStart w:id="11" w:name="_Toc244275628"/>
       <w:r>
         <w:rPr>
           <w:color w:val="B42318"/>
@@ -24052,7 +24211,7 @@
           <w:sz w:val="19"/>
           <w:szCs w:val="19"/>
         </w:rPr>
-        <w:t xml:space="preserve"> and </w:t>
+        <w:t xml:space="preserve">, </w:t>
       </w:r>
       <w:r>
         <w:rPr>
@@ -24063,6 +24222,26 @@
           <w:shd w:val="clear" w:color="auto" w:fill="F3F4F6"/>
         </w:rPr>
         <w:t>1b1eb67</w:t>
+      </w:r>
+      <w:r>
+        <w:rPr>
+          <w:i/>
+          <w:iCs/>
+          <w:color w:val="6B7280"/>
+          <w:sz w:val="19"/>
+          <w:szCs w:val="19"/>
+        </w:rPr>
+        <w:t xml:space="preserve"> and </w:t>
+      </w:r>
+      <w:r>
+        <w:rPr>
+          <w:rFonts w:ascii="Consolas" w:eastAsia="Consolas" w:hAnsi="Consolas" w:cs="Consolas"/>
+          <w:color w:val="6B7280"/>
+          <w:sz w:val="17"/>
+          <w:szCs w:val="17"/>
+          <w:shd w:val="clear" w:color="auto" w:fill="F3F4F6"/>
+        </w:rPr>
+        <w:t>e9076bc</w:t>
       </w:r>
       <w:r>
         <w:rPr>
@@ -24388,7 +24567,7 @@
           <w:bottom w:val="single" w:sz="12" w:space="6" w:color="1F2A44"/>
         </w:pBdr>
       </w:pPr>
-      <w:bookmarkStart w:id="12" w:name="_Toc244273512"/>
+      <w:bookmarkStart w:id="12" w:name="_Toc244275629"/>
       <w:r>
         <w:lastRenderedPageBreak/>
         <w:t>Suggested order of work</w:t>
@@ -25264,7 +25443,7 @@
         <w:keepNext/>
         <w:spacing w:before="300"/>
       </w:pPr>
-      <w:bookmarkStart w:id="13" w:name="_Toc244273513"/>
+      <w:bookmarkStart w:id="13" w:name="_Toc244275630"/>
       <w:r>
         <w:t>Open questions</w:t>
       </w:r>
@@ -25443,7 +25622,39 @@
         <w:rPr>
           <w:color w:val="111827"/>
         </w:rPr>
-        <w:t>New: should the session check and the workspace request run together? It would remove the last extra round trip (about 380 ms to about 230 ms on the local setup), but it changes the sign-in flow, so it needs a decision.</w:t>
+        <w:t xml:space="preserve">Should the session check and the workspace request run together? Done (commit </w:t>
+      </w:r>
+      <w:r>
+        <w:rPr>
+          <w:rFonts w:ascii="Consolas" w:eastAsia="Consolas" w:hAnsi="Consolas" w:cs="Consolas"/>
+          <w:color w:val="111827"/>
+          <w:sz w:val="19"/>
+          <w:szCs w:val="19"/>
+          <w:shd w:val="clear" w:color="auto" w:fill="F3F4F6"/>
+        </w:rPr>
+        <w:t>e9076bc</w:t>
+      </w:r>
+      <w:r>
+        <w:rPr>
+          <w:color w:val="111827"/>
+        </w:rPr>
+        <w:t>): about 380 to about 240 ms locally, no measurable change on production. The sign-in and invalid-key redirects were not tested on production.</w:t>
+      </w:r>
+    </w:p>
+    <w:p>
+      <w:pPr>
+        <w:pStyle w:val="ListParagraph"/>
+        <w:numPr>
+          <w:ilvl w:val="0"/>
+          <w:numId w:val="2"/>
+        </w:numPr>
+        <w:spacing w:after="70" w:line="270" w:lineRule="auto"/>
+      </w:pPr>
+      <w:r>
+        <w:rPr>
+          <w:color w:val="111827"/>
+        </w:rPr>
+        <w:t>New: where do the remaining 0.85 s of the server render go? The Server-Timing line in the hosting logs lists each part of the workspace request; it has not been read yet.</w:t>
       </w:r>
     </w:p>
     <w:p>
@@ -25452,7 +25663,7 @@
         <w:keepNext/>
         <w:spacing w:before="300"/>
       </w:pPr>
-      <w:bookmarkStart w:id="14" w:name="_Toc244273514"/>
+      <w:bookmarkStart w:id="14" w:name="_Toc244275631"/>
       <w:r>
         <w:t>Results log</w:t>
       </w:r>
@@ -25499,12 +25710,12 @@
         <w:tblLook w:val="04A0" w:firstRow="1" w:lastRow="0" w:firstColumn="1" w:lastColumn="0" w:noHBand="0" w:noVBand="1"/>
       </w:tblPr>
       <w:tblGrid>
-        <w:gridCol w:w="1096"/>
-        <w:gridCol w:w="1096"/>
-        <w:gridCol w:w="999"/>
-        <w:gridCol w:w="2687"/>
-        <w:gridCol w:w="2885"/>
-        <w:gridCol w:w="1137"/>
+        <w:gridCol w:w="1087"/>
+        <w:gridCol w:w="1088"/>
+        <w:gridCol w:w="998"/>
+        <w:gridCol w:w="2660"/>
+        <w:gridCol w:w="2854"/>
+        <w:gridCol w:w="1213"/>
       </w:tblGrid>
       <w:tr>
         <w:trPr>
@@ -26146,6 +26357,7 @@
                 <w:sz w:val="19"/>
                 <w:szCs w:val="19"/>
               </w:rPr>
+              <w:lastRenderedPageBreak/>
               <w:t>30 Oct 2026</w:t>
             </w:r>
           </w:p>
@@ -26345,7 +26557,6 @@
                 <w:sz w:val="19"/>
                 <w:szCs w:val="19"/>
               </w:rPr>
-              <w:lastRenderedPageBreak/>
               <w:t>30 Oct 2026</w:t>
             </w:r>
           </w:p>
@@ -27703,6 +27914,603 @@
                 <w:szCs w:val="19"/>
               </w:rPr>
               <w:t>Yes</w:t>
+            </w:r>
+          </w:p>
+        </w:tc>
+      </w:tr>
+      <w:tr>
+        <w:trPr>
+          <w:cantSplit/>
+        </w:trPr>
+        <w:tc>
+          <w:tcPr>
+            <w:tcW w:w="1100" w:type="dxa"/>
+            <w:tcBorders>
+              <w:top w:val="single" w:sz="4" w:space="0" w:color="D1D5DB"/>
+              <w:left w:val="single" w:sz="4" w:space="0" w:color="D1D5DB"/>
+              <w:bottom w:val="single" w:sz="4" w:space="0" w:color="D1D5DB"/>
+              <w:right w:val="single" w:sz="4" w:space="0" w:color="D1D5DB"/>
+            </w:tcBorders>
+            <w:shd w:val="clear" w:color="auto" w:fill="FFFFFF"/>
+            <w:tcMar>
+              <w:top w:w="60" w:type="dxa"/>
+              <w:left w:w="120" w:type="dxa"/>
+              <w:bottom w:w="60" w:type="dxa"/>
+              <w:right w:w="120" w:type="dxa"/>
+            </w:tcMar>
+            <w:vAlign w:val="center"/>
+          </w:tcPr>
+          <w:p>
+            <w:pPr>
+              <w:spacing w:before="40" w:after="40" w:line="252" w:lineRule="auto"/>
+            </w:pPr>
+            <w:r>
+              <w:rPr>
+                <w:color w:val="111827"/>
+                <w:sz w:val="19"/>
+                <w:szCs w:val="19"/>
+              </w:rPr>
+              <w:t>30 Oct 2026</w:t>
+            </w:r>
+          </w:p>
+        </w:tc>
+        <w:tc>
+          <w:tcPr>
+            <w:tcW w:w="1100" w:type="dxa"/>
+            <w:tcBorders>
+              <w:top w:val="single" w:sz="4" w:space="0" w:color="D1D5DB"/>
+              <w:left w:val="single" w:sz="4" w:space="0" w:color="D1D5DB"/>
+              <w:bottom w:val="single" w:sz="4" w:space="0" w:color="D1D5DB"/>
+              <w:right w:val="single" w:sz="4" w:space="0" w:color="D1D5DB"/>
+            </w:tcBorders>
+            <w:shd w:val="clear" w:color="auto" w:fill="FFFFFF"/>
+            <w:tcMar>
+              <w:top w:w="60" w:type="dxa"/>
+              <w:left w:w="120" w:type="dxa"/>
+              <w:bottom w:w="60" w:type="dxa"/>
+              <w:right w:w="120" w:type="dxa"/>
+            </w:tcMar>
+            <w:vAlign w:val="center"/>
+          </w:tcPr>
+          <w:p>
+            <w:pPr>
+              <w:spacing w:before="40" w:after="40" w:line="252" w:lineRule="auto"/>
+            </w:pPr>
+            <w:r>
+              <w:rPr>
+                <w:color w:val="111827"/>
+                <w:sz w:val="19"/>
+                <w:szCs w:val="19"/>
+              </w:rPr>
+              <w:t>PERF-02</w:t>
+            </w:r>
+          </w:p>
+        </w:tc>
+        <w:tc>
+          <w:tcPr>
+            <w:tcW w:w="1000" w:type="dxa"/>
+            <w:tcBorders>
+              <w:top w:val="single" w:sz="4" w:space="0" w:color="D1D5DB"/>
+              <w:left w:val="single" w:sz="4" w:space="0" w:color="D1D5DB"/>
+              <w:bottom w:val="single" w:sz="4" w:space="0" w:color="D1D5DB"/>
+              <w:right w:val="single" w:sz="4" w:space="0" w:color="D1D5DB"/>
+            </w:tcBorders>
+            <w:shd w:val="clear" w:color="auto" w:fill="FFFFFF"/>
+            <w:tcMar>
+              <w:top w:w="60" w:type="dxa"/>
+              <w:left w:w="120" w:type="dxa"/>
+              <w:bottom w:w="60" w:type="dxa"/>
+              <w:right w:w="120" w:type="dxa"/>
+            </w:tcMar>
+            <w:vAlign w:val="center"/>
+          </w:tcPr>
+          <w:p>
+            <w:pPr>
+              <w:spacing w:before="40" w:after="40" w:line="252" w:lineRule="auto"/>
+            </w:pPr>
+            <w:r>
+              <w:rPr>
+                <w:color w:val="111827"/>
+                <w:sz w:val="19"/>
+                <w:szCs w:val="19"/>
+              </w:rPr>
+              <w:t>e9076bc</w:t>
+            </w:r>
+          </w:p>
+        </w:tc>
+        <w:tc>
+          <w:tcPr>
+            <w:tcW w:w="2700" w:type="dxa"/>
+            <w:tcBorders>
+              <w:top w:val="single" w:sz="4" w:space="0" w:color="D1D5DB"/>
+              <w:left w:val="single" w:sz="4" w:space="0" w:color="D1D5DB"/>
+              <w:bottom w:val="single" w:sz="4" w:space="0" w:color="D1D5DB"/>
+              <w:right w:val="single" w:sz="4" w:space="0" w:color="D1D5DB"/>
+            </w:tcBorders>
+            <w:shd w:val="clear" w:color="auto" w:fill="FFFFFF"/>
+            <w:tcMar>
+              <w:top w:w="60" w:type="dxa"/>
+              <w:left w:w="120" w:type="dxa"/>
+              <w:bottom w:w="60" w:type="dxa"/>
+              <w:right w:w="120" w:type="dxa"/>
+            </w:tcMar>
+            <w:vAlign w:val="center"/>
+          </w:tcPr>
+          <w:p>
+            <w:pPr>
+              <w:spacing w:before="40" w:after="40" w:line="252" w:lineRule="auto"/>
+            </w:pPr>
+            <w:r>
+              <w:rPr>
+                <w:color w:val="111827"/>
+                <w:sz w:val="19"/>
+                <w:szCs w:val="19"/>
+              </w:rPr>
+              <w:t>Same local setup, session check and workspace request together</w:t>
+            </w:r>
+          </w:p>
+        </w:tc>
+        <w:tc>
+          <w:tcPr>
+            <w:tcW w:w="2900" w:type="dxa"/>
+            <w:tcBorders>
+              <w:top w:val="single" w:sz="4" w:space="0" w:color="D1D5DB"/>
+              <w:left w:val="single" w:sz="4" w:space="0" w:color="D1D5DB"/>
+              <w:bottom w:val="single" w:sz="4" w:space="0" w:color="D1D5DB"/>
+              <w:right w:val="single" w:sz="4" w:space="0" w:color="D1D5DB"/>
+            </w:tcBorders>
+            <w:shd w:val="clear" w:color="auto" w:fill="FFFFFF"/>
+            <w:tcMar>
+              <w:top w:w="60" w:type="dxa"/>
+              <w:left w:w="120" w:type="dxa"/>
+              <w:bottom w:w="60" w:type="dxa"/>
+              <w:right w:w="120" w:type="dxa"/>
+            </w:tcMar>
+            <w:vAlign w:val="center"/>
+          </w:tcPr>
+          <w:p>
+            <w:pPr>
+              <w:spacing w:before="40" w:after="40" w:line="252" w:lineRule="auto"/>
+            </w:pPr>
+            <w:r>
+              <w:rPr>
+                <w:color w:val="111827"/>
+                <w:sz w:val="19"/>
+                <w:szCs w:val="19"/>
+              </w:rPr>
+              <w:t>372 to 402 ms down to 228 to 250 ms; 3 calls down to 2; same data</w:t>
+            </w:r>
+          </w:p>
+        </w:tc>
+        <w:tc>
+          <w:tcPr>
+            <w:tcW w:w="1100" w:type="dxa"/>
+            <w:tcBorders>
+              <w:top w:val="single" w:sz="4" w:space="0" w:color="D1D5DB"/>
+              <w:left w:val="single" w:sz="4" w:space="0" w:color="D1D5DB"/>
+              <w:bottom w:val="single" w:sz="4" w:space="0" w:color="D1D5DB"/>
+              <w:right w:val="single" w:sz="4" w:space="0" w:color="D1D5DB"/>
+            </w:tcBorders>
+            <w:shd w:val="clear" w:color="auto" w:fill="FFFFFF"/>
+            <w:tcMar>
+              <w:top w:w="60" w:type="dxa"/>
+              <w:left w:w="120" w:type="dxa"/>
+              <w:bottom w:w="60" w:type="dxa"/>
+              <w:right w:w="120" w:type="dxa"/>
+            </w:tcMar>
+            <w:vAlign w:val="center"/>
+          </w:tcPr>
+          <w:p>
+            <w:pPr>
+              <w:spacing w:before="40" w:after="40" w:line="252" w:lineRule="auto"/>
+            </w:pPr>
+            <w:r>
+              <w:rPr>
+                <w:b/>
+                <w:bCs/>
+                <w:color w:val="15803D"/>
+                <w:sz w:val="19"/>
+                <w:szCs w:val="19"/>
+              </w:rPr>
+              <w:t>Yes, locally</w:t>
+            </w:r>
+          </w:p>
+        </w:tc>
+      </w:tr>
+      <w:tr>
+        <w:trPr>
+          <w:cantSplit/>
+        </w:trPr>
+        <w:tc>
+          <w:tcPr>
+            <w:tcW w:w="1100" w:type="dxa"/>
+            <w:tcBorders>
+              <w:top w:val="single" w:sz="4" w:space="0" w:color="D1D5DB"/>
+              <w:left w:val="single" w:sz="4" w:space="0" w:color="D1D5DB"/>
+              <w:bottom w:val="single" w:sz="4" w:space="0" w:color="D1D5DB"/>
+              <w:right w:val="single" w:sz="4" w:space="0" w:color="D1D5DB"/>
+            </w:tcBorders>
+            <w:shd w:val="clear" w:color="auto" w:fill="F9FAFB"/>
+            <w:tcMar>
+              <w:top w:w="60" w:type="dxa"/>
+              <w:left w:w="120" w:type="dxa"/>
+              <w:bottom w:w="60" w:type="dxa"/>
+              <w:right w:w="120" w:type="dxa"/>
+            </w:tcMar>
+            <w:vAlign w:val="center"/>
+          </w:tcPr>
+          <w:p>
+            <w:pPr>
+              <w:spacing w:before="40" w:after="40" w:line="252" w:lineRule="auto"/>
+            </w:pPr>
+            <w:r>
+              <w:rPr>
+                <w:color w:val="111827"/>
+                <w:sz w:val="19"/>
+                <w:szCs w:val="19"/>
+              </w:rPr>
+              <w:t>30 Oct 2026</w:t>
+            </w:r>
+          </w:p>
+        </w:tc>
+        <w:tc>
+          <w:tcPr>
+            <w:tcW w:w="1100" w:type="dxa"/>
+            <w:tcBorders>
+              <w:top w:val="single" w:sz="4" w:space="0" w:color="D1D5DB"/>
+              <w:left w:val="single" w:sz="4" w:space="0" w:color="D1D5DB"/>
+              <w:bottom w:val="single" w:sz="4" w:space="0" w:color="D1D5DB"/>
+              <w:right w:val="single" w:sz="4" w:space="0" w:color="D1D5DB"/>
+            </w:tcBorders>
+            <w:shd w:val="clear" w:color="auto" w:fill="F9FAFB"/>
+            <w:tcMar>
+              <w:top w:w="60" w:type="dxa"/>
+              <w:left w:w="120" w:type="dxa"/>
+              <w:bottom w:w="60" w:type="dxa"/>
+              <w:right w:w="120" w:type="dxa"/>
+            </w:tcMar>
+            <w:vAlign w:val="center"/>
+          </w:tcPr>
+          <w:p>
+            <w:pPr>
+              <w:spacing w:before="40" w:after="40" w:line="252" w:lineRule="auto"/>
+            </w:pPr>
+            <w:r>
+              <w:rPr>
+                <w:color w:val="111827"/>
+                <w:sz w:val="19"/>
+                <w:szCs w:val="19"/>
+              </w:rPr>
+              <w:t>PERF-02</w:t>
+            </w:r>
+          </w:p>
+        </w:tc>
+        <w:tc>
+          <w:tcPr>
+            <w:tcW w:w="1000" w:type="dxa"/>
+            <w:tcBorders>
+              <w:top w:val="single" w:sz="4" w:space="0" w:color="D1D5DB"/>
+              <w:left w:val="single" w:sz="4" w:space="0" w:color="D1D5DB"/>
+              <w:bottom w:val="single" w:sz="4" w:space="0" w:color="D1D5DB"/>
+              <w:right w:val="single" w:sz="4" w:space="0" w:color="D1D5DB"/>
+            </w:tcBorders>
+            <w:shd w:val="clear" w:color="auto" w:fill="F9FAFB"/>
+            <w:tcMar>
+              <w:top w:w="60" w:type="dxa"/>
+              <w:left w:w="120" w:type="dxa"/>
+              <w:bottom w:w="60" w:type="dxa"/>
+              <w:right w:w="120" w:type="dxa"/>
+            </w:tcMar>
+            <w:vAlign w:val="center"/>
+          </w:tcPr>
+          <w:p>
+            <w:pPr>
+              <w:spacing w:before="40" w:after="40" w:line="252" w:lineRule="auto"/>
+            </w:pPr>
+            <w:r>
+              <w:rPr>
+                <w:color w:val="111827"/>
+                <w:sz w:val="19"/>
+                <w:szCs w:val="19"/>
+              </w:rPr>
+              <w:t>e9076bc</w:t>
+            </w:r>
+          </w:p>
+        </w:tc>
+        <w:tc>
+          <w:tcPr>
+            <w:tcW w:w="2700" w:type="dxa"/>
+            <w:tcBorders>
+              <w:top w:val="single" w:sz="4" w:space="0" w:color="D1D5DB"/>
+              <w:left w:val="single" w:sz="4" w:space="0" w:color="D1D5DB"/>
+              <w:bottom w:val="single" w:sz="4" w:space="0" w:color="D1D5DB"/>
+              <w:right w:val="single" w:sz="4" w:space="0" w:color="D1D5DB"/>
+            </w:tcBorders>
+            <w:shd w:val="clear" w:color="auto" w:fill="F9FAFB"/>
+            <w:tcMar>
+              <w:top w:w="60" w:type="dxa"/>
+              <w:left w:w="120" w:type="dxa"/>
+              <w:bottom w:w="60" w:type="dxa"/>
+              <w:right w:w="120" w:type="dxa"/>
+            </w:tcMar>
+            <w:vAlign w:val="center"/>
+          </w:tcPr>
+          <w:p>
+            <w:pPr>
+              <w:spacing w:before="40" w:after="40" w:line="252" w:lineRule="auto"/>
+            </w:pPr>
+            <w:r>
+              <w:rPr>
+                <w:color w:val="111827"/>
+                <w:sz w:val="19"/>
+                <w:szCs w:val="19"/>
+              </w:rPr>
+              <w:t>Server render on production, 16 fetches</w:t>
+            </w:r>
+          </w:p>
+        </w:tc>
+        <w:tc>
+          <w:tcPr>
+            <w:tcW w:w="2900" w:type="dxa"/>
+            <w:tcBorders>
+              <w:top w:val="single" w:sz="4" w:space="0" w:color="D1D5DB"/>
+              <w:left w:val="single" w:sz="4" w:space="0" w:color="D1D5DB"/>
+              <w:bottom w:val="single" w:sz="4" w:space="0" w:color="D1D5DB"/>
+              <w:right w:val="single" w:sz="4" w:space="0" w:color="D1D5DB"/>
+            </w:tcBorders>
+            <w:shd w:val="clear" w:color="auto" w:fill="F9FAFB"/>
+            <w:tcMar>
+              <w:top w:w="60" w:type="dxa"/>
+              <w:left w:w="120" w:type="dxa"/>
+              <w:bottom w:w="60" w:type="dxa"/>
+              <w:right w:w="120" w:type="dxa"/>
+            </w:tcMar>
+            <w:vAlign w:val="center"/>
+          </w:tcPr>
+          <w:p>
+            <w:pPr>
+              <w:spacing w:before="40" w:after="40" w:line="252" w:lineRule="auto"/>
+            </w:pPr>
+            <w:r>
+              <w:rPr>
+                <w:color w:val="111827"/>
+                <w:sz w:val="19"/>
+                <w:szCs w:val="19"/>
+              </w:rPr>
+              <w:t>median 889 ms, range 749 to 1697 (was 871 ms)</w:t>
+            </w:r>
+          </w:p>
+        </w:tc>
+        <w:tc>
+          <w:tcPr>
+            <w:tcW w:w="1100" w:type="dxa"/>
+            <w:tcBorders>
+              <w:top w:val="single" w:sz="4" w:space="0" w:color="D1D5DB"/>
+              <w:left w:val="single" w:sz="4" w:space="0" w:color="D1D5DB"/>
+              <w:bottom w:val="single" w:sz="4" w:space="0" w:color="D1D5DB"/>
+              <w:right w:val="single" w:sz="4" w:space="0" w:color="D1D5DB"/>
+            </w:tcBorders>
+            <w:shd w:val="clear" w:color="auto" w:fill="F9FAFB"/>
+            <w:tcMar>
+              <w:top w:w="60" w:type="dxa"/>
+              <w:left w:w="120" w:type="dxa"/>
+              <w:bottom w:w="60" w:type="dxa"/>
+              <w:right w:w="120" w:type="dxa"/>
+            </w:tcMar>
+            <w:vAlign w:val="center"/>
+          </w:tcPr>
+          <w:p>
+            <w:pPr>
+              <w:spacing w:before="40" w:after="40" w:line="252" w:lineRule="auto"/>
+            </w:pPr>
+            <w:r>
+              <w:rPr>
+                <w:b/>
+                <w:bCs/>
+                <w:color w:val="B45309"/>
+                <w:sz w:val="19"/>
+                <w:szCs w:val="19"/>
+              </w:rPr>
+              <w:t>No measurable change</w:t>
+            </w:r>
+          </w:p>
+        </w:tc>
+      </w:tr>
+      <w:tr>
+        <w:trPr>
+          <w:cantSplit/>
+        </w:trPr>
+        <w:tc>
+          <w:tcPr>
+            <w:tcW w:w="1100" w:type="dxa"/>
+            <w:tcBorders>
+              <w:top w:val="single" w:sz="4" w:space="0" w:color="D1D5DB"/>
+              <w:left w:val="single" w:sz="4" w:space="0" w:color="D1D5DB"/>
+              <w:bottom w:val="single" w:sz="4" w:space="0" w:color="D1D5DB"/>
+              <w:right w:val="single" w:sz="4" w:space="0" w:color="D1D5DB"/>
+            </w:tcBorders>
+            <w:shd w:val="clear" w:color="auto" w:fill="FFFFFF"/>
+            <w:tcMar>
+              <w:top w:w="60" w:type="dxa"/>
+              <w:left w:w="120" w:type="dxa"/>
+              <w:bottom w:w="60" w:type="dxa"/>
+              <w:right w:w="120" w:type="dxa"/>
+            </w:tcMar>
+            <w:vAlign w:val="center"/>
+          </w:tcPr>
+          <w:p>
+            <w:pPr>
+              <w:spacing w:before="40" w:after="40" w:line="252" w:lineRule="auto"/>
+            </w:pPr>
+            <w:r>
+              <w:rPr>
+                <w:color w:val="111827"/>
+                <w:sz w:val="19"/>
+                <w:szCs w:val="19"/>
+              </w:rPr>
+              <w:t>30 Oct 2026</w:t>
+            </w:r>
+          </w:p>
+        </w:tc>
+        <w:tc>
+          <w:tcPr>
+            <w:tcW w:w="1100" w:type="dxa"/>
+            <w:tcBorders>
+              <w:top w:val="single" w:sz="4" w:space="0" w:color="D1D5DB"/>
+              <w:left w:val="single" w:sz="4" w:space="0" w:color="D1D5DB"/>
+              <w:bottom w:val="single" w:sz="4" w:space="0" w:color="D1D5DB"/>
+              <w:right w:val="single" w:sz="4" w:space="0" w:color="D1D5DB"/>
+            </w:tcBorders>
+            <w:shd w:val="clear" w:color="auto" w:fill="FFFFFF"/>
+            <w:tcMar>
+              <w:top w:w="60" w:type="dxa"/>
+              <w:left w:w="120" w:type="dxa"/>
+              <w:bottom w:w="60" w:type="dxa"/>
+              <w:right w:w="120" w:type="dxa"/>
+            </w:tcMar>
+            <w:vAlign w:val="center"/>
+          </w:tcPr>
+          <w:p>
+            <w:pPr>
+              <w:spacing w:before="40" w:after="40" w:line="252" w:lineRule="auto"/>
+            </w:pPr>
+            <w:r>
+              <w:rPr>
+                <w:color w:val="111827"/>
+                <w:sz w:val="19"/>
+                <w:szCs w:val="19"/>
+              </w:rPr>
+              <w:t>PERF-02</w:t>
+            </w:r>
+          </w:p>
+        </w:tc>
+        <w:tc>
+          <w:tcPr>
+            <w:tcW w:w="1000" w:type="dxa"/>
+            <w:tcBorders>
+              <w:top w:val="single" w:sz="4" w:space="0" w:color="D1D5DB"/>
+              <w:left w:val="single" w:sz="4" w:space="0" w:color="D1D5DB"/>
+              <w:bottom w:val="single" w:sz="4" w:space="0" w:color="D1D5DB"/>
+              <w:right w:val="single" w:sz="4" w:space="0" w:color="D1D5DB"/>
+            </w:tcBorders>
+            <w:shd w:val="clear" w:color="auto" w:fill="FFFFFF"/>
+            <w:tcMar>
+              <w:top w:w="60" w:type="dxa"/>
+              <w:left w:w="120" w:type="dxa"/>
+              <w:bottom w:w="60" w:type="dxa"/>
+              <w:right w:w="120" w:type="dxa"/>
+            </w:tcMar>
+            <w:vAlign w:val="center"/>
+          </w:tcPr>
+          <w:p>
+            <w:pPr>
+              <w:spacing w:before="40" w:after="40" w:line="252" w:lineRule="auto"/>
+            </w:pPr>
+            <w:r>
+              <w:rPr>
+                <w:color w:val="111827"/>
+                <w:sz w:val="19"/>
+                <w:szCs w:val="19"/>
+              </w:rPr>
+              <w:t>e9076bc</w:t>
+            </w:r>
+          </w:p>
+        </w:tc>
+        <w:tc>
+          <w:tcPr>
+            <w:tcW w:w="2700" w:type="dxa"/>
+            <w:tcBorders>
+              <w:top w:val="single" w:sz="4" w:space="0" w:color="D1D5DB"/>
+              <w:left w:val="single" w:sz="4" w:space="0" w:color="D1D5DB"/>
+              <w:bottom w:val="single" w:sz="4" w:space="0" w:color="D1D5DB"/>
+              <w:right w:val="single" w:sz="4" w:space="0" w:color="D1D5DB"/>
+            </w:tcBorders>
+            <w:shd w:val="clear" w:color="auto" w:fill="FFFFFF"/>
+            <w:tcMar>
+              <w:top w:w="60" w:type="dxa"/>
+              <w:left w:w="120" w:type="dxa"/>
+              <w:bottom w:w="60" w:type="dxa"/>
+              <w:right w:w="120" w:type="dxa"/>
+            </w:tcMar>
+            <w:vAlign w:val="center"/>
+          </w:tcPr>
+          <w:p>
+            <w:pPr>
+              <w:spacing w:before="40" w:after="40" w:line="252" w:lineRule="auto"/>
+            </w:pPr>
+            <w:r>
+              <w:rPr>
+                <w:color w:val="111827"/>
+                <w:sz w:val="19"/>
+                <w:szCs w:val="19"/>
+              </w:rPr>
+              <w:t>Hard page load on production, 3 loads</w:t>
+            </w:r>
+          </w:p>
+        </w:tc>
+        <w:tc>
+          <w:tcPr>
+            <w:tcW w:w="2900" w:type="dxa"/>
+            <w:tcBorders>
+              <w:top w:val="single" w:sz="4" w:space="0" w:color="D1D5DB"/>
+              <w:left w:val="single" w:sz="4" w:space="0" w:color="D1D5DB"/>
+              <w:bottom w:val="single" w:sz="4" w:space="0" w:color="D1D5DB"/>
+              <w:right w:val="single" w:sz="4" w:space="0" w:color="D1D5DB"/>
+            </w:tcBorders>
+            <w:shd w:val="clear" w:color="auto" w:fill="FFFFFF"/>
+            <w:tcMar>
+              <w:top w:w="60" w:type="dxa"/>
+              <w:left w:w="120" w:type="dxa"/>
+              <w:bottom w:w="60" w:type="dxa"/>
+              <w:right w:w="120" w:type="dxa"/>
+            </w:tcMar>
+            <w:vAlign w:val="center"/>
+          </w:tcPr>
+          <w:p>
+            <w:pPr>
+              <w:spacing w:before="40" w:after="40" w:line="252" w:lineRule="auto"/>
+            </w:pPr>
+            <w:r>
+              <w:rPr>
+                <w:color w:val="111827"/>
+                <w:sz w:val="19"/>
+                <w:szCs w:val="19"/>
+              </w:rPr>
+              <w:t>1062 to 1215 ms (was 1117 to 1994 ms)</w:t>
+            </w:r>
+          </w:p>
+        </w:tc>
+        <w:tc>
+          <w:tcPr>
+            <w:tcW w:w="1100" w:type="dxa"/>
+            <w:tcBorders>
+              <w:top w:val="single" w:sz="4" w:space="0" w:color="D1D5DB"/>
+              <w:left w:val="single" w:sz="4" w:space="0" w:color="D1D5DB"/>
+              <w:bottom w:val="single" w:sz="4" w:space="0" w:color="D1D5DB"/>
+              <w:right w:val="single" w:sz="4" w:space="0" w:color="D1D5DB"/>
+            </w:tcBorders>
+            <w:shd w:val="clear" w:color="auto" w:fill="FFFFFF"/>
+            <w:tcMar>
+              <w:top w:w="60" w:type="dxa"/>
+              <w:left w:w="120" w:type="dxa"/>
+              <w:bottom w:w="60" w:type="dxa"/>
+              <w:right w:w="120" w:type="dxa"/>
+            </w:tcMar>
+            <w:vAlign w:val="center"/>
+          </w:tcPr>
+          <w:p>
+            <w:pPr>
+              <w:spacing w:before="40" w:after="40" w:line="252" w:lineRule="auto"/>
+            </w:pPr>
+            <w:r>
+              <w:rPr>
+                <w:b/>
+                <w:bCs/>
+                <w:color w:val="B45309"/>
+                <w:sz w:val="19"/>
+                <w:szCs w:val="19"/>
+              </w:rPr>
+              <w:t>Inconclusive</w:t>
             </w:r>
           </w:p>
         </w:tc>
@@ -27913,10 +28721,64 @@
 <file path=word/numbering.xml><?xml version="1.0" encoding="utf-8"?>
 <w:numbering xmlns:wpc="http://schemas.microsoft.com/office/word/2010/wordprocessingCanvas" xmlns:cx="http://schemas.microsoft.com/office/drawing/2014/chartex" xmlns:cx1="http://schemas.microsoft.com/office/drawing/2015/9/8/chartex" xmlns:cx2="http://schemas.microsoft.com/office/drawing/2015/10/21/chartex" xmlns:cx3="http://schemas.microsoft.com/office/drawing/2016/5/9/chartex" xmlns:cx4="http://schemas.microsoft.com/office/drawing/2016/5/10/chartex" xmlns:cx5="http://schemas.microsoft.com/office/drawing/2016/5/11/chartex" xmlns:cx6="http://schemas.microsoft.com/office/drawing/2016/5/12/chartex" xmlns:cx7="http://schemas.microsoft.com/office/drawing/2016/5/13/chartex" xmlns:cx8="http://schemas.microsoft.com/office/drawing/2016/5/14/chartex" xmlns:mc="http://schemas.openxmlformats.org/markup-compatibility/2006" xmlns:aink="http://schemas.microsoft.com/office/drawing/2016/ink" xmlns:am3d="http://schemas.microsoft.com/office/drawing/2017/model3d" xmlns:o="urn:schemas-microsoft-com:office:office" xmlns:oel="http://schemas.microsoft.com/office/2019/extlst" xmlns:r="http://schemas.openxmlformats.org/officeDocument/2006/relationships" xmlns:m="http://schemas.openxmlformats.org/officeDocument/2006/math" xmlns:v="urn:schemas-microsoft-com:vml" xmlns:wp14="http://schemas.microsoft.com/office/word/2010/wordprocessingDrawing" xmlns:wp="http://schemas.openxmlformats.org/drawingml/2006/wordprocessingDrawing" xmlns:w10="urn:schemas-microsoft-com:office:word" xmlns:w="http://schemas.openxmlformats.org/wordprocessingml/2006/main" xmlns:w14="http://schemas.microsoft.com/office/word/2010/wordml" xmlns:w15="http://schemas.microsoft.com/office/word/2012/wordml" xmlns:w16cex="http://schemas.microsoft.com/office/word/2018/wordml/cex" xmlns:w16cid="http://schemas.microsoft.com/office/word/2016/wordml/cid" xmlns:w16="http://schemas.microsoft.com/office/word/2018/wordml" xmlns:w16du="http://schemas.microsoft.com/office/word/2023/wordml/word16du" xmlns:w16sdtdh="http://schemas.microsoft.com/office/word/2020/wordml/sdtdatahash" xmlns:w16sdtfl="http://schemas.microsoft.com/office/word/2024/wordml/sdtformatlock" xmlns:w16se="http://schemas.microsoft.com/office/word/2015/wordml/symex" xmlns:wpg="http://schemas.microsoft.com/office/word/2010/wordprocessingGroup" xmlns:wpi="http://schemas.microsoft.com/office/word/2010/wordprocessingInk" xmlns:wne="http://schemas.microsoft.com/office/word/2006/wordml" xmlns:wps="http://schemas.microsoft.com/office/word/2010/wordprocessingShape" mc:Ignorable="w14 w15 w16se w16cid w16 w16cex w16sdtdh w16sdtfl w16du wp14">
   <w:abstractNum w:abstractNumId="0" w15:restartNumberingAfterBreak="0">
-    <w:nsid w:val="17B536A1"/>
+    <w:nsid w:val="01AC5A2A"/>
     <w:multiLevelType w:val="hybridMultilevel"/>
-    <w:tmpl w:val="1CD2047E"/>
-    <w:lvl w:ilvl="0" w:tplc="9856C018" w:tentative="1">
+    <w:tmpl w:val="B0C86306"/>
+    <w:lvl w:ilvl="0" w:tplc="36DE441C">
+      <w:start w:val="1"/>
+      <w:numFmt w:val="decimal"/>
+      <w:lvlText w:val="%1."/>
+      <w:lvlJc w:val="left"/>
+      <w:pPr>
+        <w:ind w:left="540" w:hanging="360"/>
+      </w:pPr>
+    </w:lvl>
+    <w:lvl w:ilvl="1" w:tplc="5DC4B3E0">
+      <w:numFmt w:val="decimal"/>
+      <w:lvlText w:val=""/>
+      <w:lvlJc w:val="left"/>
+    </w:lvl>
+    <w:lvl w:ilvl="2" w:tplc="44EEEA96">
+      <w:numFmt w:val="decimal"/>
+      <w:lvlText w:val=""/>
+      <w:lvlJc w:val="left"/>
+    </w:lvl>
+    <w:lvl w:ilvl="3" w:tplc="39BE81E6">
+      <w:numFmt w:val="decimal"/>
+      <w:lvlText w:val=""/>
+      <w:lvlJc w:val="left"/>
+    </w:lvl>
+    <w:lvl w:ilvl="4" w:tplc="F04E679A">
+      <w:numFmt w:val="decimal"/>
+      <w:lvlText w:val=""/>
+      <w:lvlJc w:val="left"/>
+    </w:lvl>
+    <w:lvl w:ilvl="5" w:tplc="00C28588">
+      <w:numFmt w:val="decimal"/>
+      <w:lvlText w:val=""/>
+      <w:lvlJc w:val="left"/>
+    </w:lvl>
+    <w:lvl w:ilvl="6" w:tplc="51B02236">
+      <w:numFmt w:val="decimal"/>
+      <w:lvlText w:val=""/>
+      <w:lvlJc w:val="left"/>
+    </w:lvl>
+    <w:lvl w:ilvl="7" w:tplc="C5DAD8FC">
+      <w:numFmt w:val="decimal"/>
+      <w:lvlText w:val=""/>
+      <w:lvlJc w:val="left"/>
+    </w:lvl>
+    <w:lvl w:ilvl="8" w:tplc="DC30CEF2">
+      <w:numFmt w:val="decimal"/>
+      <w:lvlText w:val=""/>
+      <w:lvlJc w:val="left"/>
+    </w:lvl>
+  </w:abstractNum>
+  <w:abstractNum w:abstractNumId="1" w15:restartNumberingAfterBreak="0">
+    <w:nsid w:val="4BC92B8C"/>
+    <w:multiLevelType w:val="hybridMultilevel"/>
+    <w:tmpl w:val="83688DC4"/>
+    <w:lvl w:ilvl="0" w:tplc="FC2E20FC" w:tentative="1">
       <w:start w:val="1"/>
       <w:numFmt w:val="bullet"/>
       <w:lvlText w:val="●"/>
@@ -27925,7 +28787,7 @@
         <w:ind w:left="720" w:hanging="360"/>
       </w:pPr>
     </w:lvl>
-    <w:lvl w:ilvl="1" w:tplc="F1500EFC" w:tentative="1">
+    <w:lvl w:ilvl="1" w:tplc="BBC88F54" w:tentative="1">
       <w:start w:val="1"/>
       <w:numFmt w:val="bullet"/>
       <w:lvlText w:val="○"/>
@@ -27934,7 +28796,7 @@
         <w:ind w:left="1440" w:hanging="360"/>
       </w:pPr>
     </w:lvl>
-    <w:lvl w:ilvl="2" w:tplc="46A232AA" w:tentative="1">
+    <w:lvl w:ilvl="2" w:tplc="2DAA199C" w:tentative="1">
       <w:start w:val="1"/>
       <w:numFmt w:val="bullet"/>
       <w:lvlText w:val="■"/>
@@ -27943,7 +28805,7 @@
         <w:ind w:left="2160" w:hanging="360"/>
       </w:pPr>
     </w:lvl>
-    <w:lvl w:ilvl="3" w:tplc="FBF6BA1C" w:tentative="1">
+    <w:lvl w:ilvl="3" w:tplc="EE34D3C6" w:tentative="1">
       <w:start w:val="1"/>
       <w:numFmt w:val="bullet"/>
       <w:lvlText w:val="●"/>
@@ -27952,7 +28814,7 @@
         <w:ind w:left="2880" w:hanging="360"/>
       </w:pPr>
     </w:lvl>
-    <w:lvl w:ilvl="4" w:tplc="7CD46000" w:tentative="1">
+    <w:lvl w:ilvl="4" w:tplc="E04A01B8" w:tentative="1">
       <w:start w:val="1"/>
       <w:numFmt w:val="bullet"/>
       <w:lvlText w:val="○"/>
@@ -27961,7 +28823,7 @@
         <w:ind w:left="3600" w:hanging="360"/>
       </w:pPr>
     </w:lvl>
-    <w:lvl w:ilvl="5" w:tplc="633EDF7A" w:tentative="1">
+    <w:lvl w:ilvl="5" w:tplc="514AE966" w:tentative="1">
       <w:start w:val="1"/>
       <w:numFmt w:val="bullet"/>
       <w:lvlText w:val="■"/>
@@ -27970,7 +28832,7 @@
         <w:ind w:left="4320" w:hanging="360"/>
       </w:pPr>
     </w:lvl>
-    <w:lvl w:ilvl="6" w:tplc="D1E24F9C" w:tentative="1">
+    <w:lvl w:ilvl="6" w:tplc="A86CCC98" w:tentative="1">
       <w:start w:val="1"/>
       <w:numFmt w:val="bullet"/>
       <w:lvlText w:val="●"/>
@@ -27979,7 +28841,7 @@
         <w:ind w:left="5040" w:hanging="360"/>
       </w:pPr>
     </w:lvl>
-    <w:lvl w:ilvl="7" w:tplc="88F45CF8" w:tentative="1">
+    <w:lvl w:ilvl="7" w:tplc="8730B23E" w:tentative="1">
       <w:start w:val="1"/>
       <w:numFmt w:val="bullet"/>
       <w:lvlText w:val="●"/>
@@ -27988,7 +28850,7 @@
         <w:ind w:left="5760" w:hanging="360"/>
       </w:pPr>
     </w:lvl>
-    <w:lvl w:ilvl="8" w:tplc="F836BE94" w:tentative="1">
+    <w:lvl w:ilvl="8" w:tplc="6E564E8A" w:tentative="1">
       <w:start w:val="1"/>
       <w:numFmt w:val="bullet"/>
       <w:lvlText w:val="●"/>
@@ -27998,11 +28860,11 @@
       </w:pPr>
     </w:lvl>
   </w:abstractNum>
-  <w:abstractNum w:abstractNumId="1" w15:restartNumberingAfterBreak="0">
-    <w:nsid w:val="4D0B5670"/>
+  <w:abstractNum w:abstractNumId="2" w15:restartNumberingAfterBreak="0">
+    <w:nsid w:val="68CC23D7"/>
     <w:multiLevelType w:val="hybridMultilevel"/>
-    <w:tmpl w:val="BDD2B392"/>
-    <w:lvl w:ilvl="0" w:tplc="8D9286CA">
+    <w:tmpl w:val="4F34D236"/>
+    <w:lvl w:ilvl="0" w:tplc="1E60C69C">
       <w:start w:val="1"/>
       <w:numFmt w:val="bullet"/>
       <w:lvlText w:val="•"/>
@@ -28011,7 +28873,7 @@
         <w:ind w:left="540" w:hanging="270"/>
       </w:pPr>
     </w:lvl>
-    <w:lvl w:ilvl="1" w:tplc="8A50C61C" w:tentative="1">
+    <w:lvl w:ilvl="1" w:tplc="C798CB64" w:tentative="1">
       <w:start w:val="1"/>
       <w:numFmt w:val="bullet"/>
       <w:lvlText w:val="–"/>
@@ -28020,104 +28882,50 @@
         <w:ind w:left="1000" w:hanging="270"/>
       </w:pPr>
     </w:lvl>
-    <w:lvl w:ilvl="2" w:tplc="CFF20FB4">
+    <w:lvl w:ilvl="2" w:tplc="45ECD9AA">
       <w:numFmt w:val="decimal"/>
       <w:lvlText w:val=""/>
       <w:lvlJc w:val="left"/>
     </w:lvl>
-    <w:lvl w:ilvl="3" w:tplc="EE92DA20">
+    <w:lvl w:ilvl="3" w:tplc="F1062F7A">
       <w:numFmt w:val="decimal"/>
       <w:lvlText w:val=""/>
       <w:lvlJc w:val="left"/>
     </w:lvl>
-    <w:lvl w:ilvl="4" w:tplc="8B12CC92">
+    <w:lvl w:ilvl="4" w:tplc="BCACCC6C">
       <w:numFmt w:val="decimal"/>
       <w:lvlText w:val=""/>
       <w:lvlJc w:val="left"/>
     </w:lvl>
-    <w:lvl w:ilvl="5" w:tplc="90582024">
+    <w:lvl w:ilvl="5" w:tplc="F73EA822">
       <w:numFmt w:val="decimal"/>
       <w:lvlText w:val=""/>
       <w:lvlJc w:val="left"/>
     </w:lvl>
-    <w:lvl w:ilvl="6" w:tplc="72FE11B8">
+    <w:lvl w:ilvl="6" w:tplc="B28C5330">
       <w:numFmt w:val="decimal"/>
       <w:lvlText w:val=""/>
       <w:lvlJc w:val="left"/>
     </w:lvl>
-    <w:lvl w:ilvl="7" w:tplc="0C00C8F4">
+    <w:lvl w:ilvl="7" w:tplc="AB58BE72">
       <w:numFmt w:val="decimal"/>
       <w:lvlText w:val=""/>
       <w:lvlJc w:val="left"/>
     </w:lvl>
-    <w:lvl w:ilvl="8" w:tplc="BCEC2430">
+    <w:lvl w:ilvl="8" w:tplc="90FCB13E">
       <w:numFmt w:val="decimal"/>
       <w:lvlText w:val=""/>
       <w:lvlJc w:val="left"/>
     </w:lvl>
   </w:abstractNum>
-  <w:abstractNum w:abstractNumId="2" w15:restartNumberingAfterBreak="0">
-    <w:nsid w:val="6C652DAD"/>
-    <w:multiLevelType w:val="hybridMultilevel"/>
-    <w:tmpl w:val="0D46841E"/>
-    <w:lvl w:ilvl="0" w:tplc="083E80D2">
-      <w:start w:val="1"/>
-      <w:numFmt w:val="decimal"/>
-      <w:lvlText w:val="%1."/>
-      <w:lvlJc w:val="left"/>
-      <w:pPr>
-        <w:ind w:left="540" w:hanging="360"/>
-      </w:pPr>
-    </w:lvl>
-    <w:lvl w:ilvl="1" w:tplc="8B2E0C58">
-      <w:numFmt w:val="decimal"/>
-      <w:lvlText w:val=""/>
-      <w:lvlJc w:val="left"/>
-    </w:lvl>
-    <w:lvl w:ilvl="2" w:tplc="065AE944">
-      <w:numFmt w:val="decimal"/>
-      <w:lvlText w:val=""/>
-      <w:lvlJc w:val="left"/>
-    </w:lvl>
-    <w:lvl w:ilvl="3" w:tplc="7CD2048A">
-      <w:numFmt w:val="decimal"/>
-      <w:lvlText w:val=""/>
-      <w:lvlJc w:val="left"/>
-    </w:lvl>
-    <w:lvl w:ilvl="4" w:tplc="9490E194">
-      <w:numFmt w:val="decimal"/>
-      <w:lvlText w:val=""/>
-      <w:lvlJc w:val="left"/>
-    </w:lvl>
-    <w:lvl w:ilvl="5" w:tplc="927E68F2">
-      <w:numFmt w:val="decimal"/>
-      <w:lvlText w:val=""/>
-      <w:lvlJc w:val="left"/>
-    </w:lvl>
-    <w:lvl w:ilvl="6" w:tplc="AC864090">
-      <w:numFmt w:val="decimal"/>
-      <w:lvlText w:val=""/>
-      <w:lvlJc w:val="left"/>
-    </w:lvl>
-    <w:lvl w:ilvl="7" w:tplc="4444673E">
-      <w:numFmt w:val="decimal"/>
-      <w:lvlText w:val=""/>
-      <w:lvlJc w:val="left"/>
-    </w:lvl>
-    <w:lvl w:ilvl="8" w:tplc="3A1A7722">
-      <w:numFmt w:val="decimal"/>
-      <w:lvlText w:val=""/>
-      <w:lvlJc w:val="left"/>
-    </w:lvl>
-  </w:abstractNum>
-  <w:num w:numId="1" w16cid:durableId="1930652533">
-    <w:abstractNumId w:val="0"/>
+  <w:num w:numId="1" w16cid:durableId="1363629604">
+    <w:abstractNumId w:val="1"/>
     <w:lvlOverride w:ilvl="0">
       <w:startOverride w:val="1"/>
     </w:lvlOverride>
   </w:num>
-  <w:num w:numId="2" w16cid:durableId="391999604">
-    <w:abstractNumId w:val="1"/>
+  <w:num w:numId="2" w16cid:durableId="222985491">
+    <w:abstractNumId w:val="2"/>
     <w:lvlOverride w:ilvl="0">
       <w:startOverride w:val="1"/>
     </w:lvlOverride>
@@ -28125,50 +28933,50 @@
       <w:startOverride w:val="1"/>
     </w:lvlOverride>
   </w:num>
-  <w:num w:numId="3" w16cid:durableId="1847479194">
-    <w:abstractNumId w:val="2"/>
+  <w:num w:numId="3" w16cid:durableId="210460742">
+    <w:abstractNumId w:val="0"/>
     <w:lvlOverride w:ilvl="0">
       <w:startOverride w:val="1"/>
     </w:lvlOverride>
   </w:num>
-  <w:num w:numId="4" w16cid:durableId="767193167">
-    <w:abstractNumId w:val="2"/>
+  <w:num w:numId="4" w16cid:durableId="1884710259">
+    <w:abstractNumId w:val="0"/>
     <w:lvlOverride w:ilvl="0">
       <w:startOverride w:val="1"/>
     </w:lvlOverride>
   </w:num>
-  <w:num w:numId="5" w16cid:durableId="354385778">
-    <w:abstractNumId w:val="2"/>
+  <w:num w:numId="5" w16cid:durableId="655106709">
+    <w:abstractNumId w:val="0"/>
     <w:lvlOverride w:ilvl="0">
       <w:startOverride w:val="1"/>
     </w:lvlOverride>
   </w:num>
-  <w:num w:numId="6" w16cid:durableId="781651609">
-    <w:abstractNumId w:val="2"/>
+  <w:num w:numId="6" w16cid:durableId="1766069668">
+    <w:abstractNumId w:val="0"/>
     <w:lvlOverride w:ilvl="0">
       <w:startOverride w:val="1"/>
     </w:lvlOverride>
   </w:num>
-  <w:num w:numId="7" w16cid:durableId="2128951">
-    <w:abstractNumId w:val="2"/>
+  <w:num w:numId="7" w16cid:durableId="552624697">
+    <w:abstractNumId w:val="0"/>
     <w:lvlOverride w:ilvl="0">
       <w:startOverride w:val="1"/>
     </w:lvlOverride>
   </w:num>
-  <w:num w:numId="8" w16cid:durableId="1926187180">
-    <w:abstractNumId w:val="2"/>
+  <w:num w:numId="8" w16cid:durableId="747339539">
+    <w:abstractNumId w:val="0"/>
     <w:lvlOverride w:ilvl="0">
       <w:startOverride w:val="1"/>
     </w:lvlOverride>
   </w:num>
-  <w:num w:numId="9" w16cid:durableId="668489290">
-    <w:abstractNumId w:val="2"/>
+  <w:num w:numId="9" w16cid:durableId="314573473">
+    <w:abstractNumId w:val="0"/>
     <w:lvlOverride w:ilvl="0">
       <w:startOverride w:val="1"/>
     </w:lvlOverride>
   </w:num>
-  <w:num w:numId="10" w16cid:durableId="608007830">
-    <w:abstractNumId w:val="2"/>
+  <w:num w:numId="10" w16cid:durableId="1938900684">
+    <w:abstractNumId w:val="0"/>
     <w:lvlOverride w:ilvl="0">
       <w:startOverride w:val="1"/>
     </w:lvlOverride>
